--- a/Задача від 14.10.2026 переклад французька/2. Позиции и аналитические материалы по существу расследования/20251118 Note pratique contrats d'agence aeronautique.docx
+++ b/Задача від 14.10.2026 переклад французька/2. Позиции и аналитические материалы по существу расследования/20251118 Note pratique contrats d'agence aeronautique.docx
@@ -4,13 +4,13 @@
   <w:body>
     <w:p>
       <w:pPr>
-        <w:spacing w:before="0"/>
-        <w:ind w:left="0" w:firstLine="0"/>
+        <w:ind w:left="0"/>
         <w:jc w:val="center"/>
         <w:rPr>
           <w:b/>
           <w:bCs/>
         </w:rPr>
+        <w:spacing w:before="120" w:after="0" w:line="276" w:lineRule="auto"/>
       </w:pPr>
       <w:r>
         <w:t>NOTE D'INFORMATION</w:t>
@@ -19,14 +19,14 @@
     <w:p>
       <w:pPr>
         <w:pStyle w:val="a9"/>
-        <w:spacing w:before="0"/>
-        <w:ind w:left="0" w:firstLine="0"/>
+        <w:ind w:left="0"/>
         <w:contextualSpacing w:val="0"/>
         <w:jc w:val="center"/>
         <w:rPr>
           <w:b/>
           <w:bCs/>
         </w:rPr>
+        <w:spacing w:before="120" w:after="0" w:line="276" w:lineRule="auto"/>
       </w:pPr>
       <w:r>
         <w:t>concernant la prévalence de la pratique d'utilisation des contrats d'agence dans le secteur de l'industrie aéronautique (construction mécanique)</w:t>
@@ -35,13 +35,14 @@
     <w:p>
       <w:pPr>
         <w:pStyle w:val="a9"/>
-        <w:ind w:left="0" w:firstLine="0"/>
+        <w:ind w:left="0"/>
         <w:contextualSpacing w:val="0"/>
         <w:jc w:val="center"/>
         <w:rPr>
           <w:b/>
           <w:bCs/>
         </w:rPr>
+        <w:spacing w:before="120" w:after="0" w:line="276" w:lineRule="auto"/>
       </w:pPr>
       <w:r/>
     </w:p>
@@ -59,6 +60,7 @@
           <w:b/>
           <w:bCs/>
         </w:rPr>
+        <w:spacing w:before="120" w:after="0" w:line="276" w:lineRule="auto"/>
       </w:pPr>
       <w:r>
         <w:t>Conclusions générales :</w:t>
@@ -67,7 +69,7 @@
     <w:p>
       <w:pPr>
         <w:pStyle w:val="ae"/>
-        <w:ind w:left="0" w:firstLine="0"/>
+        <w:ind w:left="0"/>
         <w:jc w:val="both"/>
         <w:rPr>
           <w:rFonts w:ascii="Cambria" w:hAnsi="Cambria"/>
@@ -75,6 +77,7 @@
           <w:sz w:val="22"/>
           <w:szCs w:val="22"/>
         </w:rPr>
+        <w:spacing w:before="120" w:after="0" w:line="276" w:lineRule="auto"/>
       </w:pPr>
       <w:r>
         <w:t>L'utilisation des contrats d'agence est une pratique commerciale courante dans le secteur de l'industrie aéronautique.</w:t>
@@ -83,7 +86,7 @@
     <w:p>
       <w:pPr>
         <w:pStyle w:val="ae"/>
-        <w:ind w:left="0" w:firstLine="0"/>
+        <w:ind w:left="0"/>
         <w:jc w:val="both"/>
         <w:rPr>
           <w:rFonts w:ascii="Cambria" w:hAnsi="Cambria"/>
@@ -91,6 +94,7 @@
           <w:sz w:val="22"/>
           <w:szCs w:val="22"/>
         </w:rPr>
+        <w:spacing w:before="120" w:after="0" w:line="276" w:lineRule="auto"/>
       </w:pPr>
       <w:r>
         <w:t xml:space="preserve">Cela est confirmé par de nombreux exemples de conclusion de tels contrats : </w:t>
@@ -112,6 +116,7 @@
           <w:szCs w:val="22"/>
           <w:u w:val="single"/>
         </w:rPr>
+        <w:spacing w:before="120" w:after="0" w:line="276" w:lineRule="auto"/>
       </w:pPr>
       <w:r>
         <w:t>Par des sociétés mondiales leaders de la construction aéronautique.</w:t>
@@ -120,7 +125,7 @@
     <w:p>
       <w:pPr>
         <w:pStyle w:val="ae"/>
-        <w:ind w:left="567" w:firstLine="0"/>
+        <w:ind w:left="567"/>
         <w:jc w:val="both"/>
         <w:rPr>
           <w:rFonts w:ascii="Cambria" w:hAnsi="Cambria"/>
@@ -128,6 +133,7 @@
           <w:sz w:val="22"/>
           <w:szCs w:val="22"/>
         </w:rPr>
+        <w:spacing w:before="120" w:after="0" w:line="276" w:lineRule="auto"/>
       </w:pPr>
       <w:r>
         <w:t>Utilisent des accords d'agence dans leur activité économique : Boeing, Embraer Executive Jets, RUAG Aerospace Services GmbH, Bombardier Inc., Piaggio Aero, Airbus, Airbus Helicopters, Diamond Aircraft, Proyecto Petrel, Bell,  Nextant Aerospace, MTU Aero Engines.</w:t>
@@ -149,6 +155,7 @@
           <w:szCs w:val="22"/>
           <w:u w:val="single"/>
         </w:rPr>
+        <w:spacing w:before="120" w:after="0" w:line="276" w:lineRule="auto"/>
       </w:pPr>
       <w:r>
         <w:t>Par des producteurs ukrainiens.</w:t>
@@ -157,7 +164,7 @@
     <w:p>
       <w:pPr>
         <w:pStyle w:val="ae"/>
-        <w:ind w:left="567" w:firstLine="0"/>
+        <w:ind w:left="567"/>
         <w:jc w:val="both"/>
         <w:rPr>
           <w:rFonts w:ascii="Cambria" w:hAnsi="Cambria"/>
@@ -165,6 +172,7 @@
           <w:sz w:val="22"/>
           <w:szCs w:val="22"/>
         </w:rPr>
+        <w:spacing w:before="120" w:after="0" w:line="276" w:lineRule="auto"/>
       </w:pPr>
       <w:r>
         <w:t>D'après les résultats de la recherche de jurisprudence, 20 décisions ont été identifiées, par lesquelles le fait de la conclusion de 20 contrats d'agence dans le secteur de la construction aéronautique et mécanique a été établi.</w:t>
@@ -173,7 +181,7 @@
     <w:p>
       <w:pPr>
         <w:pStyle w:val="ae"/>
-        <w:ind w:left="0" w:firstLine="0"/>
+        <w:ind w:left="0"/>
         <w:jc w:val="both"/>
         <w:rPr>
           <w:rFonts w:ascii="Cambria" w:hAnsi="Cambria"/>
@@ -181,6 +189,7 @@
           <w:sz w:val="22"/>
           <w:szCs w:val="22"/>
         </w:rPr>
+        <w:spacing w:before="120" w:after="0" w:line="276" w:lineRule="auto"/>
       </w:pPr>
       <w:r>
         <w:t>La prévalence de la pratique d'utilisation des contrats d'agence dans ledit secteur s'explique par le fait que le recours à des agents permet :</w:t>
@@ -201,6 +210,7 @@
           <w:sz w:val="22"/>
           <w:szCs w:val="22"/>
         </w:rPr>
+        <w:spacing w:before="120" w:after="0" w:line="276" w:lineRule="auto"/>
       </w:pPr>
       <w:r>
         <w:t>D'élargir les marchés d'écoulement des produits ;</w:t>
@@ -221,6 +231,7 @@
           <w:sz w:val="22"/>
           <w:szCs w:val="22"/>
         </w:rPr>
+        <w:spacing w:before="120" w:after="0" w:line="276" w:lineRule="auto"/>
       </w:pPr>
       <w:r>
         <w:t>D'assurer une communication efficace avec les clients ;</w:t>
@@ -241,6 +252,7 @@
           <w:sz w:val="22"/>
           <w:szCs w:val="22"/>
         </w:rPr>
+        <w:spacing w:before="120" w:after="0" w:line="276" w:lineRule="auto"/>
       </w:pPr>
       <w:r>
         <w:t>De réduire les dépenses de l'entreprise pour l'entretien de filiales à l'étranger ;</w:t>
@@ -261,6 +273,7 @@
           <w:sz w:val="22"/>
           <w:szCs w:val="22"/>
         </w:rPr>
+        <w:spacing w:before="120" w:after="0" w:line="276" w:lineRule="auto"/>
       </w:pPr>
       <w:r>
         <w:t>D'obtenir un bénéfice élevé pour des dépenses accessoires minimes de financement de l'activité de l'agent ;</w:t>
@@ -281,6 +294,7 @@
           <w:sz w:val="22"/>
           <w:szCs w:val="22"/>
         </w:rPr>
+        <w:spacing w:before="120" w:after="0" w:line="276" w:lineRule="auto"/>
       </w:pPr>
       <w:r>
         <w:t xml:space="preserve">De réduire la durée du processus de négociation et d'accélérer la conclusion du contrat. </w:t>
@@ -295,6 +309,7 @@
           <w:sz w:val="22"/>
           <w:szCs w:val="22"/>
         </w:rPr>
+        <w:spacing w:before="120" w:after="0" w:line="276" w:lineRule="auto"/>
       </w:pPr>
       <w:r/>
     </w:p>
@@ -312,6 +327,7 @@
           <w:b/>
           <w:bCs/>
         </w:rPr>
+        <w:spacing w:before="120" w:after="0" w:line="276" w:lineRule="auto"/>
       </w:pPr>
       <w:r>
         <w:t>Concernant l'élargissement des marchés d'écoulement grâce à la conclusion de contrats d'agence.</w:t>
@@ -321,9 +337,10 @@
     <w:p>
       <w:pPr>
         <w:pStyle w:val="a9"/>
-        <w:ind w:left="0" w:firstLine="0"/>
-        <w:contextualSpacing w:val="0"/>
-        <w:jc w:val="both"/>
+        <w:ind w:left="0"/>
+        <w:contextualSpacing w:val="0"/>
+        <w:jc w:val="both"/>
+        <w:spacing w:before="120" w:after="0" w:line="276" w:lineRule="auto"/>
       </w:pPr>
       <w:r>
         <w:t>Les entreprises qui exercent une activité dans le secteur de l'industrie aéronautique proposent à l'acheteur des biens qui ne sont pas de grande consommation : avions, hélicoptères, aéronefs sans pilote, pièces composantes pour ceux-ci, moteurs d'aviation, autres pièces détachées pour l'aviation, électronique aéronautique.</w:t>
@@ -332,9 +349,10 @@
     <w:p>
       <w:pPr>
         <w:pStyle w:val="a9"/>
-        <w:ind w:left="0" w:firstLine="0"/>
-        <w:contextualSpacing w:val="0"/>
-        <w:jc w:val="both"/>
+        <w:ind w:left="0"/>
+        <w:contextualSpacing w:val="0"/>
+        <w:jc w:val="both"/>
+        <w:spacing w:before="120" w:after="0" w:line="276" w:lineRule="auto"/>
       </w:pPr>
       <w:r>
         <w:t>Une telle spécificité de la marchandise ne permet pas au producteur d'effectuer efficacement sa promotion par lui-même - par voie de publicité, de publication d'annonces, etc.</w:t>
@@ -343,9 +361,10 @@
     <w:p>
       <w:pPr>
         <w:pStyle w:val="a9"/>
-        <w:ind w:left="0" w:firstLine="0"/>
-        <w:contextualSpacing w:val="0"/>
-        <w:jc w:val="both"/>
+        <w:ind w:left="0"/>
+        <w:contextualSpacing w:val="0"/>
+        <w:jc w:val="both"/>
+        <w:spacing w:before="120" w:after="0" w:line="276" w:lineRule="auto"/>
       </w:pPr>
       <w:r>
         <w:t>L'agent - dispose d'une large clientèle, de contacts et d'un accès à des marchés nouveaux pour le producteur. Cela permet au producteur d'élargir les marchés d'écoulement de ses produits.</w:t>
@@ -354,9 +373,10 @@
     <w:p>
       <w:pPr>
         <w:pStyle w:val="a9"/>
-        <w:ind w:left="0" w:firstLine="0"/>
-        <w:contextualSpacing w:val="0"/>
-        <w:jc w:val="both"/>
+        <w:ind w:left="0"/>
+        <w:contextualSpacing w:val="0"/>
+        <w:jc w:val="both"/>
+        <w:spacing w:before="120" w:after="0" w:line="276" w:lineRule="auto"/>
       </w:pPr>
       <w:r>
         <w:t>Exemple : Embraer Executive Jets (Brésil) – société de construction aéronautique, l'un des leaders du marché mondial dans la construction d'avions de passagers, militaires et agricoles :</w:t>
@@ -372,6 +392,7 @@
         <w:ind w:left="567" w:hanging="567"/>
         <w:contextualSpacing w:val="0"/>
         <w:jc w:val="both"/>
+        <w:spacing w:before="120" w:after="0" w:line="276" w:lineRule="auto"/>
       </w:pPr>
       <w:r>
         <w:t xml:space="preserve">En 2012, pour accéder au marché du Canada, elle a fait appel à un agent régional - Aurora Jet Partners of Edmonton. </w:t>
@@ -380,9 +401,10 @@
     <w:p>
       <w:pPr>
         <w:pStyle w:val="a9"/>
-        <w:ind w:left="567" w:firstLine="0"/>
+        <w:ind w:left="567"/>
         <w:contextualSpacing w:val="0"/>
         <w:jc w:val="left"/>
+        <w:spacing w:before="120" w:after="0" w:line="276" w:lineRule="auto"/>
       </w:pPr>
       <w:r>
         <w:t>https://www.corporatejetinvestor.com/news/embraer-aurora-jet-asr-957 - publication Corporate Jet Investor.</w:t>
@@ -398,6 +420,7 @@
         <w:ind w:left="567" w:hanging="567"/>
         <w:contextualSpacing w:val="0"/>
         <w:jc w:val="both"/>
+        <w:spacing w:before="120" w:after="0" w:line="276" w:lineRule="auto"/>
       </w:pPr>
       <w:r>
         <w:t xml:space="preserve">En 2013, pour accéder au marché de l'Arabie saoudite, elle a fait appel à un agent régional - AirPros. </w:t>
@@ -406,9 +429,10 @@
     <w:p>
       <w:pPr>
         <w:pStyle w:val="a9"/>
-        <w:ind w:firstLine="0"/>
+        <w:ind/>
         <w:contextualSpacing w:val="0"/>
         <w:jc w:val="left"/>
+        <w:spacing w:before="120" w:after="0" w:line="276" w:lineRule="auto"/>
       </w:pPr>
       <w:r>
         <w:t>https://www.corporatejetinvestor.com/news/eej-appoints-airpros-840/ - publication Corporate Jet Investor.</w:t>
@@ -424,6 +448,7 @@
         <w:ind w:left="567" w:hanging="567"/>
         <w:contextualSpacing w:val="0"/>
         <w:jc w:val="both"/>
+        <w:spacing w:before="120" w:after="0" w:line="276" w:lineRule="auto"/>
       </w:pPr>
       <w:r>
         <w:t>En 2016, pour accéder au marché du Japon, elle a fait appel à un agent régional - Japan Aerospace Corporation.</w:t>
@@ -431,8 +456,9 @@
     </w:p>
     <w:p>
       <w:pPr>
-        <w:ind w:left="567" w:firstLine="0"/>
+        <w:ind w:left="567"/>
         <w:jc w:val="left"/>
+        <w:spacing w:before="120" w:after="0" w:line="276" w:lineRule="auto"/>
       </w:pPr>
       <w:r>
         <w:t>https://www.corporatejetinvestor.com/news/japan-aerospace-corporation-becomes-embraer-sales-representative-347/ - publication Corporate Jet Investor.</w:t>
@@ -440,8 +466,9 @@
     </w:p>
     <w:p>
       <w:pPr>
-        <w:ind w:left="0" w:firstLine="0"/>
-        <w:jc w:val="both"/>
+        <w:ind w:left="0"/>
+        <w:jc w:val="both"/>
+        <w:spacing w:before="120" w:after="0" w:line="276" w:lineRule="auto"/>
       </w:pPr>
       <w:r>
         <w:t>Ainsi, au cours des années 2012-2016, la société a élargi ses marchés d'écoulement par le recours à un réseau d'agents locaux.</w:t>
@@ -450,8 +477,9 @@
     <w:p>
       <w:pPr>
         <w:pStyle w:val="a9"/>
-        <w:ind w:firstLine="0"/>
-        <w:contextualSpacing w:val="0"/>
+        <w:ind/>
+        <w:contextualSpacing w:val="0"/>
+        <w:spacing w:before="120" w:after="0" w:line="276" w:lineRule="auto"/>
       </w:pPr>
       <w:r/>
     </w:p>
@@ -469,6 +497,7 @@
           <w:b/>
           <w:bCs/>
         </w:rPr>
+        <w:spacing w:before="120" w:after="0" w:line="276" w:lineRule="auto"/>
       </w:pPr>
       <w:r>
         <w:t>Concernant la garantie par l'agent d'une communication efficace avec le client</w:t>
@@ -477,9 +506,10 @@
     <w:p>
       <w:pPr>
         <w:pStyle w:val="a9"/>
-        <w:ind w:left="0" w:firstLine="0"/>
-        <w:contextualSpacing w:val="0"/>
-        <w:jc w:val="both"/>
+        <w:ind w:left="0"/>
+        <w:contextualSpacing w:val="0"/>
+        <w:jc w:val="both"/>
+        <w:spacing w:before="120" w:after="0" w:line="276" w:lineRule="auto"/>
       </w:pPr>
       <w:r>
         <w:t>L'industrie de la construction aéronautique a un cercle spécifique de clients.</w:t>
@@ -488,9 +518,10 @@
     <w:p>
       <w:pPr>
         <w:pStyle w:val="a9"/>
-        <w:ind w:left="0" w:firstLine="0"/>
-        <w:contextualSpacing w:val="0"/>
-        <w:jc w:val="both"/>
+        <w:ind w:left="0"/>
+        <w:contextualSpacing w:val="0"/>
+        <w:jc w:val="both"/>
+        <w:spacing w:before="120" w:after="0" w:line="276" w:lineRule="auto"/>
       </w:pPr>
       <w:r>
         <w:t>Principalement, ce sont : (1) les compagnies aériennes ; (2) les grandes entreprises ; (3) les forces armées aériennes d'États étrangers.</w:t>
@@ -498,8 +529,9 @@
     </w:p>
     <w:p>
       <w:pPr>
-        <w:ind w:left="0" w:firstLine="0"/>
-        <w:jc w:val="both"/>
+        <w:ind w:left="0"/>
+        <w:jc w:val="both"/>
+        <w:spacing w:before="120" w:after="0" w:line="276" w:lineRule="auto"/>
       </w:pPr>
       <w:r>
         <w:t xml:space="preserve">La communication autonome du producteur avec de tels clients est rendue difficile. </w:t>
@@ -507,8 +539,9 @@
     </w:p>
     <w:p>
       <w:pPr>
-        <w:ind w:left="0" w:firstLine="0"/>
-        <w:jc w:val="both"/>
+        <w:ind w:left="0"/>
+        <w:jc w:val="both"/>
+        <w:spacing w:before="120" w:after="0" w:line="276" w:lineRule="auto"/>
       </w:pPr>
       <w:r>
         <w:t>L'agent en l'espèce jouit d'une réputation et de la confiance sur le marché local, comprend ses particularités et les subtilités de la législation.</w:t>
@@ -516,8 +549,9 @@
     </w:p>
     <w:p>
       <w:pPr>
-        <w:ind w:left="0" w:firstLine="0"/>
-        <w:jc w:val="both"/>
+        <w:ind w:left="0"/>
+        <w:jc w:val="both"/>
+        <w:spacing w:before="120" w:after="0" w:line="276" w:lineRule="auto"/>
       </w:pPr>
       <w:r>
         <w:t>Cela lui permet de communiquer efficacement avec le client et d'écouler la marchandise.</w:t>
@@ -526,9 +560,10 @@
     <w:p>
       <w:pPr>
         <w:pStyle w:val="a9"/>
-        <w:ind w:left="0" w:firstLine="0"/>
-        <w:contextualSpacing w:val="0"/>
-        <w:jc w:val="both"/>
+        <w:ind w:left="0"/>
+        <w:contextualSpacing w:val="0"/>
+        <w:jc w:val="both"/>
+        <w:spacing w:before="120" w:after="0" w:line="276" w:lineRule="auto"/>
       </w:pPr>
       <w:r>
         <w:t>Exemple : Boeing (États-Unis) – l'un des plus grands constructeurs au monde de matériel aéronautique, spatial et militaire :</w:t>
@@ -544,6 +579,7 @@
         <w:ind w:left="567" w:hanging="567"/>
         <w:contextualSpacing w:val="0"/>
         <w:jc w:val="both"/>
+        <w:spacing w:before="120" w:after="0" w:line="276" w:lineRule="auto"/>
       </w:pPr>
       <w:r>
         <w:t>Depuis 1956, a recours aux services d'agence de la société Sojitz (Japon) afin de vendre des avions sur le territoire du Japon.</w:t>
@@ -552,9 +588,10 @@
     <w:p>
       <w:pPr>
         <w:pStyle w:val="a9"/>
-        <w:ind w:left="567" w:firstLine="0"/>
+        <w:ind w:left="567"/>
         <w:contextualSpacing w:val="0"/>
         <w:jc w:val="left"/>
+        <w:spacing w:before="120" w:after="0" w:line="276" w:lineRule="auto"/>
       </w:pPr>
       <w:r>
         <w:t>https://www.sojitz.com/en/news/article/20220815.html - publication sur le site officiel de Sojitz.</w:t>
@@ -570,6 +607,7 @@
         <w:ind w:left="567" w:hanging="567"/>
         <w:contextualSpacing w:val="0"/>
         <w:jc w:val="both"/>
+        <w:spacing w:before="120" w:after="0" w:line="276" w:lineRule="auto"/>
       </w:pPr>
       <w:r>
         <w:t>En 2012, grâce à la coopération avec Sojitz, 23 avions Boeing ont été livrés à des sociétés japonaises.</w:t>
@@ -578,9 +616,10 @@
     <w:p>
       <w:pPr>
         <w:pStyle w:val="a9"/>
-        <w:ind w:left="567" w:firstLine="0"/>
+        <w:ind w:left="567"/>
         <w:contextualSpacing w:val="0"/>
         <w:jc w:val="left"/>
+        <w:spacing w:before="120" w:after="0" w:line="276" w:lineRule="auto"/>
       </w:pPr>
       <w:r>
         <w:t>https://s3-ap-northeast-1.amazonaws.com/sojitz-doc/pdf/en/ir/reports/annual/archives/ar2012e.pdf  - rapport annuel de Sojitz pour 2012 (f. 94).</w:t>
@@ -596,6 +635,7 @@
         <w:ind w:left="567" w:hanging="567"/>
         <w:contextualSpacing w:val="0"/>
         <w:jc w:val="both"/>
+        <w:spacing w:before="120" w:after="0" w:line="276" w:lineRule="auto"/>
       </w:pPr>
       <w:r>
         <w:t>La coopération pluriannuelle est notamment liée au fait que le Japon est l'un des marchés les plus difficiles pour les étrangers – c'est pourquoi Sojitz, en tant que partenaire local jouissant d'une réputation et de contacts historiques (environ 160 ans sur le marché), facilite l'accès aux clients et la communication avec eux.</w:t>
@@ -603,8 +643,9 @@
     </w:p>
     <w:p>
       <w:pPr>
-        <w:ind w:left="0" w:firstLine="0"/>
-        <w:jc w:val="both"/>
+        <w:ind w:left="0"/>
+        <w:jc w:val="both"/>
+        <w:spacing w:before="120" w:after="0" w:line="276" w:lineRule="auto"/>
       </w:pPr>
       <w:r>
         <w:t>Outre Boeing, ont également recours aux services d'agence de Sojitz : (1) RUAG Aerospace Services GmbH (Suisse) - société spécialisée dans la technique aérospatiale et l'industrie de la défense ; (2) Bombardier Inc. (Canada) – société de construction mécanique.</w:t>
@@ -612,8 +653,9 @@
     </w:p>
     <w:p>
       <w:pPr>
-        <w:ind w:left="0" w:firstLine="0"/>
+        <w:ind w:left="0"/>
         <w:jc w:val="left"/>
+        <w:spacing w:before="120" w:after="0" w:line="276" w:lineRule="auto"/>
       </w:pPr>
       <w:r>
         <w:t>https://www.sojitz-aero.com/private/en/index.html - publication sur le site officiel de Sojitz.</w:t>
@@ -621,7 +663,8 @@
     </w:p>
     <w:p>
       <w:pPr>
-        <w:ind w:left="0" w:firstLine="0"/>
+        <w:ind w:left="0"/>
+        <w:spacing w:before="120" w:after="0" w:line="276" w:lineRule="auto"/>
       </w:pPr>
       <w:r/>
     </w:p>
@@ -639,6 +682,7 @@
           <w:b/>
           <w:bCs/>
         </w:rPr>
+        <w:spacing w:before="120" w:after="0" w:line="276" w:lineRule="auto"/>
       </w:pPr>
       <w:r>
         <w:t>Concernant la réduction des dépenses du producteur pour l'entretien de filiales à l'étranger.</w:t>
@@ -647,9 +691,10 @@
     <w:p>
       <w:pPr>
         <w:pStyle w:val="a9"/>
-        <w:ind w:left="0" w:firstLine="0"/>
-        <w:contextualSpacing w:val="0"/>
-        <w:jc w:val="both"/>
+        <w:ind w:left="0"/>
+        <w:contextualSpacing w:val="0"/>
+        <w:jc w:val="both"/>
+        <w:spacing w:before="120" w:after="0" w:line="276" w:lineRule="auto"/>
       </w:pPr>
       <w:r>
         <w:t>Dans la plupart des cas, les commandes de lots importants dans le domaine de l'industrie de la construction aéronautique sont livrées à l'étranger.</w:t>
@@ -658,9 +703,10 @@
     <w:p>
       <w:pPr>
         <w:pStyle w:val="a9"/>
-        <w:ind w:left="0" w:firstLine="0"/>
-        <w:contextualSpacing w:val="0"/>
-        <w:jc w:val="both"/>
+        <w:ind w:left="0"/>
+        <w:contextualSpacing w:val="0"/>
+        <w:jc w:val="both"/>
+        <w:spacing w:before="120" w:after="0" w:line="276" w:lineRule="auto"/>
       </w:pPr>
       <w:r>
         <w:t>La conclusion d'un contrat avec un agent minimise les dépenses liées à l'accès à de nouveaux marchés – le producteur n'a pas besoin de : (1) ouvrir ses propres représentations à l'étranger, (2) embaucher du personnel, (3) investir dans l'infrastructure et la logistique.</w:t>
@@ -669,17 +715,19 @@
     <w:p>
       <w:pPr>
         <w:pStyle w:val="a9"/>
-        <w:ind w:left="0" w:firstLine="0"/>
-        <w:contextualSpacing w:val="0"/>
+        <w:ind w:left="0"/>
+        <w:contextualSpacing w:val="0"/>
+        <w:spacing w:before="120" w:after="0" w:line="276" w:lineRule="auto"/>
       </w:pPr>
       <w:r/>
     </w:p>
     <w:p>
       <w:pPr>
         <w:pStyle w:val="a9"/>
-        <w:ind w:left="0" w:firstLine="0"/>
-        <w:contextualSpacing w:val="0"/>
-        <w:jc w:val="both"/>
+        <w:ind w:left="0"/>
+        <w:contextualSpacing w:val="0"/>
+        <w:jc w:val="both"/>
+        <w:spacing w:before="120" w:after="0" w:line="276" w:lineRule="auto"/>
       </w:pPr>
       <w:r>
         <w:t>Exemple : Piaggio Aero (Italie) – société de construction aéronautique :</w:t>
@@ -695,6 +743,7 @@
         <w:ind w:left="567" w:hanging="567"/>
         <w:contextualSpacing w:val="0"/>
         <w:jc w:val="both"/>
+        <w:spacing w:before="120" w:after="0" w:line="276" w:lineRule="auto"/>
       </w:pPr>
       <w:r>
         <w:t>En 2016, a annoncé la conclusion d'un accord d'agence avec la société Al Saif Trading Establishment (Arabie saoudite) dans le but de favoriser la vente d'avions.</w:t>
@@ -710,6 +759,7 @@
         <w:ind w:left="567" w:hanging="567"/>
         <w:contextualSpacing w:val="0"/>
         <w:jc w:val="both"/>
+        <w:spacing w:before="120" w:after="0" w:line="276" w:lineRule="auto"/>
       </w:pPr>
       <w:r>
         <w:t>Selon les termes de l'accord, l'Agent favorise la vente de la marchandise du Donneur d'ordre simultanément dans 6 pays - l'Arabie saoudite, le Koweït, Bahreïn, le Qatar, Oman et l'Irak – il apparaît opportun du point de vue économique de recourir à un seul Agent au lieu de créer 6 filiales-représentations distinctes.</w:t>
@@ -717,8 +767,9 @@
     </w:p>
     <w:p>
       <w:pPr>
-        <w:ind w:left="567" w:firstLine="0"/>
+        <w:ind w:left="567"/>
         <w:jc w:val="left"/>
+        <w:spacing w:before="120" w:after="0" w:line="276" w:lineRule="auto"/>
       </w:pPr>
       <w:r>
         <w:t>https://www.piaggioaerospace.it/en/media/archivio/news/2016-07-13-piaggio-aerospace-signs-partnership-with-al-saif-group - publication sur le site officiel de Piaggio Aero.</w:t>
@@ -727,8 +778,9 @@
     <w:p>
       <w:pPr>
         <w:pStyle w:val="a9"/>
-        <w:ind w:firstLine="0"/>
-        <w:contextualSpacing w:val="0"/>
+        <w:ind/>
+        <w:contextualSpacing w:val="0"/>
+        <w:spacing w:before="120" w:after="0" w:line="276" w:lineRule="auto"/>
       </w:pPr>
       <w:r/>
     </w:p>
@@ -746,6 +798,7 @@
           <w:b/>
           <w:bCs/>
         </w:rPr>
+        <w:spacing w:before="120" w:after="0" w:line="276" w:lineRule="auto"/>
       </w:pPr>
       <w:r>
         <w:t>Concernant la rentabilité économique du recours à des agents pour la vente de marchandises.</w:t>
@@ -753,8 +806,9 @@
     </w:p>
     <w:p>
       <w:pPr>
-        <w:ind w:left="0" w:firstLine="0"/>
-        <w:jc w:val="both"/>
+        <w:ind w:left="0"/>
+        <w:jc w:val="both"/>
+        <w:spacing w:before="120" w:after="0" w:line="276" w:lineRule="auto"/>
       </w:pPr>
       <w:r>
         <w:t>Les accords d'agence sont l'un des instruments de vente les plus rentables sur le plan économique dans la construction aéronautique.</w:t>
@@ -762,8 +816,9 @@
     </w:p>
     <w:p>
       <w:pPr>
-        <w:ind w:left="0" w:firstLine="0"/>
-        <w:jc w:val="both"/>
+        <w:ind w:left="0"/>
+        <w:jc w:val="both"/>
+        <w:spacing w:before="120" w:after="0" w:line="276" w:lineRule="auto"/>
       </w:pPr>
       <w:r>
         <w:t>Les dépenses de paiement des services d'agence ne représentent généralement qu'environ 1,5-2,5 % du revenu annuel du producteur.</w:t>
@@ -771,8 +826,9 @@
     </w:p>
     <w:p>
       <w:pPr>
-        <w:ind w:left="0" w:firstLine="0"/>
-        <w:jc w:val="both"/>
+        <w:ind w:left="0"/>
+        <w:jc w:val="both"/>
+        <w:spacing w:before="120" w:after="0" w:line="276" w:lineRule="auto"/>
       </w:pPr>
       <w:r>
         <w:t>Ainsi, le bénéfice potentiel que peut assurer l'agent dépasse sensiblement les dépenses minimes de financement de son activité.</w:t>
@@ -781,9 +837,10 @@
     <w:p>
       <w:pPr>
         <w:pStyle w:val="a9"/>
-        <w:ind w:left="0" w:firstLine="0"/>
-        <w:contextualSpacing w:val="0"/>
-        <w:jc w:val="both"/>
+        <w:ind w:left="0"/>
+        <w:contextualSpacing w:val="0"/>
+        <w:jc w:val="both"/>
+        <w:spacing w:before="120" w:after="0" w:line="276" w:lineRule="auto"/>
       </w:pPr>
       <w:r>
         <w:t>Exemple : Airbus (France) – l'une des plus grandes sociétés de construction aéronautique au monde :</w:t>
@@ -799,6 +856,7 @@
         <w:ind w:left="567" w:hanging="567"/>
         <w:contextualSpacing w:val="0"/>
         <w:jc w:val="both"/>
+        <w:spacing w:before="120" w:after="0" w:line="276" w:lineRule="auto"/>
       </w:pPr>
       <w:r>
         <w:t>En 2018, a perçu un revenu d'un montant de 63 707 millions d'euros.</w:t>
@@ -807,9 +865,10 @@
     <w:p>
       <w:pPr>
         <w:pStyle w:val="a9"/>
-        <w:ind w:left="567" w:firstLine="0"/>
-        <w:contextualSpacing w:val="0"/>
-        <w:jc w:val="both"/>
+        <w:ind w:left="567"/>
+        <w:contextualSpacing w:val="0"/>
+        <w:jc w:val="both"/>
+        <w:spacing w:before="120" w:after="0" w:line="276" w:lineRule="auto"/>
       </w:pPr>
       <w:r>
         <w:t>Les dépenses globales de commercialisation (« selling expenses »), dans lesquelles doivent être incluses également les dépenses de paiement des contrats d'agence – se sont élevées à 860 millions d'euros – soit 1,4 % du revenu annuel.</w:t>
@@ -825,6 +884,7 @@
         <w:ind w:left="567" w:hanging="567"/>
         <w:contextualSpacing w:val="0"/>
         <w:jc w:val="both"/>
+        <w:spacing w:before="120" w:after="0" w:line="276" w:lineRule="auto"/>
       </w:pPr>
       <w:r>
         <w:t>En 2017, a perçu un revenu d'un montant de 59 022 millions d'euros.</w:t>
@@ -833,9 +893,10 @@
     <w:p>
       <w:pPr>
         <w:pStyle w:val="a9"/>
-        <w:ind w:left="567" w:firstLine="0"/>
-        <w:contextualSpacing w:val="0"/>
-        <w:jc w:val="both"/>
+        <w:ind w:left="567"/>
+        <w:contextualSpacing w:val="0"/>
+        <w:jc w:val="both"/>
+        <w:spacing w:before="120" w:after="0" w:line="276" w:lineRule="auto"/>
       </w:pPr>
       <w:r>
         <w:t>Les dépenses globales de commercialisation (« selling expenses ») – 872 millions d'euros – soit 1,5 % du revenu annuel.</w:t>
@@ -843,8 +904,9 @@
     </w:p>
     <w:p>
       <w:pPr>
-        <w:ind w:left="357" w:firstLine="0"/>
+        <w:ind w:left="357"/>
         <w:jc w:val="left"/>
+        <w:spacing w:before="120" w:after="0" w:line="276" w:lineRule="auto"/>
       </w:pPr>
       <w:r>
         <w:t>https://www.airbus.com/sites/g/files/jlcbta136/files/2021-06/Airbus-SE-Financial-Statements-2018.pdf - rapport annuel d'Airbus pour 2018.</w:t>
@@ -853,9 +915,10 @@
     <w:p>
       <w:pPr>
         <w:pStyle w:val="a9"/>
-        <w:ind w:left="0" w:firstLine="0"/>
-        <w:contextualSpacing w:val="0"/>
-        <w:jc w:val="both"/>
+        <w:ind w:left="0"/>
+        <w:contextualSpacing w:val="0"/>
+        <w:jc w:val="both"/>
+        <w:spacing w:before="120" w:after="0" w:line="276" w:lineRule="auto"/>
       </w:pPr>
       <w:r>
         <w:t>MTU Aero Engines (Allemagne) – société fabricante de moteurs pour l'aviation civile et militaire :</w:t>
@@ -871,6 +934,7 @@
         <w:ind w:left="567" w:hanging="567"/>
         <w:contextualSpacing w:val="0"/>
         <w:jc w:val="both"/>
+        <w:spacing w:before="120" w:after="0" w:line="276" w:lineRule="auto"/>
       </w:pPr>
       <w:r>
         <w:t>En 2024, a perçu un revenu d'un montant de 7 411 millions d'euros.</w:t>
@@ -879,9 +943,10 @@
     <w:p>
       <w:pPr>
         <w:pStyle w:val="a9"/>
-        <w:ind w:left="567" w:firstLine="0"/>
-        <w:contextualSpacing w:val="0"/>
-        <w:jc w:val="both"/>
+        <w:ind w:left="567"/>
+        <w:contextualSpacing w:val="0"/>
+        <w:jc w:val="both"/>
+        <w:spacing w:before="120" w:after="0" w:line="276" w:lineRule="auto"/>
       </w:pPr>
       <w:r>
         <w:t>Les dépenses globales de commercialisation (« selling expenses ») – se sont élevées à 138 millions d'euros – soit 1,9 % du revenu annuel.</w:t>
@@ -897,6 +962,7 @@
         <w:ind w:left="567" w:hanging="567"/>
         <w:contextualSpacing w:val="0"/>
         <w:jc w:val="both"/>
+        <w:spacing w:before="120" w:after="0" w:line="276" w:lineRule="auto"/>
       </w:pPr>
       <w:r>
         <w:t>En 2023, a perçu un revenu d'un montant de 5 363 millions d'euros.</w:t>
@@ -905,9 +971,10 @@
     <w:p>
       <w:pPr>
         <w:pStyle w:val="a9"/>
-        <w:ind w:left="567" w:firstLine="0"/>
-        <w:contextualSpacing w:val="0"/>
-        <w:jc w:val="both"/>
+        <w:ind w:left="567"/>
+        <w:contextualSpacing w:val="0"/>
+        <w:jc w:val="both"/>
+        <w:spacing w:before="120" w:after="0" w:line="276" w:lineRule="auto"/>
       </w:pPr>
       <w:r>
         <w:t>Les dépenses globales de commercialisation (« selling expenses ») – se sont élevées à 141 millions d'euros – soit 2,6 % du revenu annuel.</w:t>
@@ -915,8 +982,9 @@
     </w:p>
     <w:p>
       <w:pPr>
-        <w:ind w:left="357" w:firstLine="0"/>
+        <w:ind w:left="357"/>
         <w:jc w:val="left"/>
+        <w:spacing w:before="120" w:after="0" w:line="276" w:lineRule="auto"/>
       </w:pPr>
       <w:r>
         <w:t>https://www.mtu.de/fileadmin/DE/5_Investoren/Financial_Report/MTUAeroEnginesAG_AnnualReport_2024_en_locked.pdf - rapport annuel de MTU Aero Engines pour 2024.</w:t>
@@ -924,8 +992,9 @@
     </w:p>
     <w:p>
       <w:pPr>
-        <w:ind w:left="0" w:firstLine="0"/>
-        <w:jc w:val="both"/>
+        <w:ind w:left="0"/>
+        <w:jc w:val="both"/>
+        <w:spacing w:before="120" w:after="0" w:line="276" w:lineRule="auto"/>
       </w:pPr>
       <w:r>
         <w:t>Il convient de noter que le pourcentage réel des dépenses de paiement des services d'agence est quelque peu inférieur, dans la mesure où d'autres dépenses peuvent également être incluses dans les « selling expenses ».</w:t>
@@ -933,7 +1002,8 @@
     </w:p>
     <w:p>
       <w:pPr>
-        <w:ind w:left="0" w:firstLine="0"/>
+        <w:ind w:left="0"/>
+        <w:spacing w:before="120" w:after="0" w:line="276" w:lineRule="auto"/>
       </w:pPr>
       <w:r/>
     </w:p>
@@ -951,6 +1021,7 @@
           <w:b/>
           <w:bCs/>
         </w:rPr>
+        <w:spacing w:before="120" w:after="0" w:line="276" w:lineRule="auto"/>
       </w:pPr>
       <w:r>
         <w:t>Concernant la réduction par les agents de la durée du processus de négociation</w:t>
@@ -959,9 +1030,10 @@
     <w:p>
       <w:pPr>
         <w:pStyle w:val="a9"/>
-        <w:ind w:left="0" w:firstLine="0"/>
-        <w:contextualSpacing w:val="0"/>
-        <w:jc w:val="both"/>
+        <w:ind w:left="0"/>
+        <w:contextualSpacing w:val="0"/>
+        <w:jc w:val="both"/>
+        <w:spacing w:before="120" w:after="0" w:line="276" w:lineRule="auto"/>
       </w:pPr>
       <w:r>
         <w:t xml:space="preserve">Dans la construction aéronautique, il n'existe pratiquement pas de contrats types. </w:t>
@@ -970,9 +1042,10 @@
     <w:p>
       <w:pPr>
         <w:pStyle w:val="a9"/>
-        <w:ind w:left="0" w:firstLine="0"/>
-        <w:contextualSpacing w:val="0"/>
-        <w:jc w:val="both"/>
+        <w:ind w:left="0"/>
+        <w:contextualSpacing w:val="0"/>
+        <w:jc w:val="both"/>
+        <w:spacing w:before="120" w:after="0" w:line="276" w:lineRule="auto"/>
       </w:pPr>
       <w:r>
         <w:t>Chacun d'eux est individuel, élaboré pour une offre commerciale concrète et un acheteur concret + doit prendre en compte la législation du pays de l'acheteur.</w:t>
@@ -981,9 +1054,10 @@
     <w:p>
       <w:pPr>
         <w:pStyle w:val="a9"/>
-        <w:ind w:left="0" w:firstLine="0"/>
-        <w:contextualSpacing w:val="0"/>
-        <w:jc w:val="both"/>
+        <w:ind w:left="0"/>
+        <w:contextualSpacing w:val="0"/>
+        <w:jc w:val="both"/>
+        <w:spacing w:before="120" w:after="0" w:line="276" w:lineRule="auto"/>
       </w:pPr>
       <w:r>
         <w:t>Les contrats portent sur de grands lots de marchandises, le processus de négociation prend beaucoup de temps, et par conséquent le recours à un agent permet au producteur :</w:t>
@@ -999,6 +1073,7 @@
         <w:ind w:left="567" w:hanging="567"/>
         <w:contextualSpacing w:val="0"/>
         <w:jc w:val="both"/>
+        <w:spacing w:before="120" w:after="0" w:line="276" w:lineRule="auto"/>
       </w:pPr>
       <w:r>
         <w:t xml:space="preserve">d'éviter de longues procédures de négociation ; </w:t>
@@ -1014,6 +1089,7 @@
         <w:ind w:left="567" w:hanging="567"/>
         <w:contextualSpacing w:val="0"/>
         <w:jc w:val="both"/>
+        <w:spacing w:before="120" w:after="0" w:line="276" w:lineRule="auto"/>
       </w:pPr>
       <w:r>
         <w:t>de ne pas entrer dans l'analyse des subtilités de la législation étrangère ;</w:t>
@@ -1029,6 +1105,7 @@
         <w:ind w:left="567" w:hanging="567"/>
         <w:contextualSpacing w:val="0"/>
         <w:jc w:val="both"/>
+        <w:spacing w:before="120" w:after="0" w:line="276" w:lineRule="auto"/>
       </w:pPr>
       <w:r>
         <w:t>en conséquence, de concentrer l'attention exclusivement sur la production.</w:t>
@@ -1037,8 +1114,9 @@
     <w:p>
       <w:pPr>
         <w:pStyle w:val="a9"/>
-        <w:ind w:left="768" w:firstLine="0"/>
-        <w:contextualSpacing w:val="0"/>
+        <w:ind w:left="768"/>
+        <w:contextualSpacing w:val="0"/>
+        <w:spacing w:before="120" w:after="0" w:line="276" w:lineRule="auto"/>
       </w:pPr>
       <w:r/>
     </w:p>
@@ -1056,6 +1134,7 @@
           <w:b/>
           <w:bCs/>
         </w:rPr>
+        <w:spacing w:before="120" w:after="0" w:line="276" w:lineRule="auto"/>
       </w:pPr>
       <w:r>
         <w:t>Concernant la prévalence de l'utilisation des contrats d'agence dans le secteur de la construction aéronautique dans la pratique mondiale.</w:t>
@@ -1064,9 +1143,10 @@
     <w:p>
       <w:pPr>
         <w:pStyle w:val="a9"/>
-        <w:ind w:left="0" w:firstLine="0"/>
-        <w:contextualSpacing w:val="0"/>
-        <w:jc w:val="both"/>
+        <w:ind w:left="0"/>
+        <w:contextualSpacing w:val="0"/>
+        <w:jc w:val="both"/>
+        <w:spacing w:before="120" w:after="0" w:line="276" w:lineRule="auto"/>
       </w:pPr>
       <w:r>
         <w:t>Outre les exemples susmentionnés de coopération des sociétés de construction aéronautique avec des agents, il convient de noter les suivants :</w:t>
@@ -1085,6 +1165,7 @@
         <w:ind w:left="567" w:hanging="567"/>
         <w:contextualSpacing w:val="0"/>
         <w:jc w:val="both"/>
+        <w:spacing w:before="120" w:after="0" w:line="276" w:lineRule="auto"/>
       </w:pPr>
       <w:r>
         <w:t xml:space="preserve">Airbus Helicopters (France) - division d'Airbus pour la fabrication d'hélicoptères – a conclu en 2016 un accord d'agence avec Hillsboro Aviation Inc. (États-Unis) pour favoriser les ventes de produits en Oregon, à Washington, en Idaho, au Montana, au Colorado, au Wyoming et en Alaska. </w:t>
@@ -1096,9 +1177,10 @@
         <w:tabs>
           <w:tab w:val="left" w:pos="0"/>
         </w:tabs>
-        <w:ind w:left="567" w:firstLine="0"/>
+        <w:ind w:left="567"/>
         <w:contextualSpacing w:val="0"/>
         <w:jc w:val="left"/>
+        <w:spacing w:before="120" w:after="0" w:line="276" w:lineRule="auto"/>
       </w:pPr>
       <w:r>
         <w:t>https://www.helihub.com/2016/03/02/hillsboro-aviation-named-commercial-sales-agent-for-airbus-helicopters/ - publication Helihub.</w:t>
@@ -1117,6 +1199,7 @@
         <w:ind w:left="567" w:hanging="567"/>
         <w:contextualSpacing w:val="0"/>
         <w:jc w:val="both"/>
+        <w:spacing w:before="120" w:after="0" w:line="276" w:lineRule="auto"/>
       </w:pPr>
       <w:r>
         <w:t>Diamond Aircraft (Autriche) - fabricant d'avions de l'aviation générale et de motoplaneurs – a annoncé en janvier 2022 la désignation comme agent de vente d'Airflite Asia (Singapour) pour favoriser les ventes aux Philippines.</w:t>
@@ -1128,9 +1211,10 @@
         <w:tabs>
           <w:tab w:val="left" w:pos="0"/>
         </w:tabs>
-        <w:ind w:left="567" w:firstLine="0"/>
+        <w:ind w:left="567"/>
         <w:contextualSpacing w:val="0"/>
         <w:jc w:val="left"/>
+        <w:spacing w:before="120" w:after="0" w:line="276" w:lineRule="auto"/>
       </w:pPr>
       <w:r>
         <w:t>https://www.diamondaircraft.com/en/about-diamond/newsroom/news/article/diamond-aircraft-names-airflite-as-sales-agent-for-the-philippines - site officiel de Diamond Aircraft.</w:t>
@@ -1149,6 +1233,7 @@
         <w:ind w:left="567" w:hanging="567"/>
         <w:contextualSpacing w:val="0"/>
         <w:jc w:val="both"/>
+        <w:spacing w:before="120" w:after="0" w:line="276" w:lineRule="auto"/>
       </w:pPr>
       <w:r>
         <w:t>Proyecto Petrel (Argentine) - fabricant d'avions légers – a fait part de la conclusion d'un accord d'agence avec MUNDIAEREO (Équateur, Égypte) dans le but d'augmenter les ventes d'avions.</w:t>
@@ -1160,9 +1245,10 @@
         <w:tabs>
           <w:tab w:val="left" w:pos="0"/>
         </w:tabs>
-        <w:ind w:left="567" w:firstLine="0"/>
+        <w:ind w:left="567"/>
         <w:contextualSpacing w:val="0"/>
         <w:jc w:val="left"/>
+        <w:spacing w:before="120" w:after="0" w:line="276" w:lineRule="auto"/>
       </w:pPr>
       <w:r>
         <w:t>https://mundiaereo.com/mundiaereo-partners-with-proyecto-petrel-as-their-exclusive-global-sales-agent/ - site officiel de MUNDIAEREO.</w:t>
@@ -1181,9 +1267,10 @@
         <w:ind w:left="567" w:hanging="567"/>
         <w:contextualSpacing w:val="0"/>
         <w:jc w:val="both"/>
-      </w:pPr>
-      <w:r>
-        <w:t>Bell (États-Unis) – fabricant d'hélicoptères – a fait part le 31.10.2025 de la conclusion d'un accord d'agence avec Tangmere Aircraft Sales  (Royaume-Uni) dans le but de favoriser la vente de marchandises au Royaume-Uni et en Irlande.</w:t>
+        <w:spacing w:before="120" w:after="0" w:line="276" w:lineRule="auto"/>
+      </w:pPr>
+      <w:r>
+        <w:t>Bell (États-Unis) – fabricant d'hélicoptères – a fait part le 31 octobre 2025 de la conclusion d'un accord d'agence avec Tangmere Aircraft Sales  (Royaume-Uni) dans le but de favoriser la vente de marchandises au Royaume-Uni et en Irlande.</w:t>
       </w:r>
     </w:p>
     <w:p>
@@ -1192,9 +1279,10 @@
         <w:tabs>
           <w:tab w:val="left" w:pos="0"/>
         </w:tabs>
-        <w:ind w:left="567" w:firstLine="0"/>
+        <w:ind w:left="567"/>
         <w:contextualSpacing w:val="0"/>
         <w:jc w:val="left"/>
+        <w:spacing w:before="120" w:after="0" w:line="276" w:lineRule="auto"/>
       </w:pPr>
       <w:r>
         <w:t>https://verticalmag.com/press-releases/bell-announces-new-u-k-and-ireland-sales-representation - publication Vertical Mag.</w:t>
@@ -1213,6 +1301,7 @@
         <w:ind w:left="567" w:hanging="567"/>
         <w:contextualSpacing w:val="0"/>
         <w:jc w:val="both"/>
+        <w:spacing w:before="120" w:after="0" w:line="276" w:lineRule="auto"/>
       </w:pPr>
       <w:r>
         <w:t>Nextant Aerospace (États-Unis) – société de rénovation d'avions d'affaires – a conclu un accord d'agence avec JetHQ pour favoriser les ventes en Arabie saoudite, aux EAU, en Turquie et au Liban.</w:t>
@@ -1224,9 +1313,10 @@
         <w:tabs>
           <w:tab w:val="left" w:pos="0"/>
         </w:tabs>
-        <w:ind w:left="567" w:firstLine="0"/>
+        <w:ind w:left="567"/>
         <w:contextualSpacing w:val="0"/>
         <w:jc w:val="left"/>
+        <w:spacing w:before="120" w:after="0" w:line="276" w:lineRule="auto"/>
       </w:pPr>
       <w:r>
         <w:t>https://www.aviationbusinessme.com/private-aviation/content-351254 - publication Aviation Business.</w:t>
@@ -1235,8 +1325,9 @@
     <w:p>
       <w:pPr>
         <w:pStyle w:val="a9"/>
-        <w:ind w:left="0" w:firstLine="0"/>
-        <w:contextualSpacing w:val="0"/>
+        <w:ind w:left="0"/>
+        <w:contextualSpacing w:val="0"/>
+        <w:spacing w:before="120" w:after="0" w:line="276" w:lineRule="auto"/>
       </w:pPr>
       <w:r/>
     </w:p>
@@ -1254,6 +1345,7 @@
           <w:b/>
           <w:bCs/>
         </w:rPr>
+        <w:spacing w:before="120" w:after="0" w:line="276" w:lineRule="auto"/>
       </w:pPr>
       <w:r>
         <w:t>Décisions judiciaires confirmant le caractère habituel de la pratique de conclusion de contrats d'agence dans le secteur de l'industrie aéronautique (construction mécanique) en Ukraine.</w:t>
@@ -1269,15 +1361,17 @@
         <w:ind w:left="714" w:hanging="357"/>
         <w:contextualSpacing w:val="0"/>
         <w:jc w:val="left"/>
-      </w:pPr>
-      <w:r>
-        <w:t xml:space="preserve">Ordonnance de la cour administrative d'appel d'Odessa du 14.05.2014 dans l'affaire n° 814/4583/13-a. </w:t>
-      </w:r>
-    </w:p>
-    <w:p>
-      <w:pPr>
-        <w:ind w:left="709" w:firstLine="0"/>
-        <w:jc w:val="both"/>
+        <w:spacing w:before="120" w:after="0" w:line="276" w:lineRule="auto"/>
+      </w:pPr>
+      <w:r>
+        <w:t xml:space="preserve">Ordonnance de la cour administrative d'appel d'Odessa du 14 mai 2014 dans l'affaire n° 814/4583/13-a. </w:t>
+      </w:r>
+    </w:p>
+    <w:p>
+      <w:pPr>
+        <w:ind w:left="709"/>
+        <w:jc w:val="both"/>
+        <w:spacing w:before="120" w:after="0" w:line="276" w:lineRule="auto"/>
       </w:pPr>
       <w:r>
         <w:t>Entité économique : Entreprise d'État « Complexe scientifique et de production de construction de turbines à gaz "Zorya-Machproekt" »</w:t>
@@ -1286,9 +1380,10 @@
     <w:p>
       <w:pPr>
         <w:pStyle w:val="a9"/>
-        <w:ind w:left="709" w:firstLine="0"/>
-        <w:contextualSpacing w:val="0"/>
-        <w:jc w:val="both"/>
+        <w:ind w:left="709"/>
+        <w:contextualSpacing w:val="0"/>
+        <w:jc w:val="both"/>
+        <w:spacing w:before="120" w:after="0" w:line="276" w:lineRule="auto"/>
       </w:pPr>
       <w:r>
         <w:t>Type d'activité : fabrication de moteurs et de turbines.</w:t>
@@ -1297,9 +1392,10 @@
     <w:p>
       <w:pPr>
         <w:pStyle w:val="a9"/>
-        <w:ind w:left="709" w:firstLine="0"/>
-        <w:contextualSpacing w:val="0"/>
-        <w:jc w:val="both"/>
+        <w:ind w:left="709"/>
+        <w:contextualSpacing w:val="0"/>
+        <w:jc w:val="both"/>
+        <w:spacing w:before="120" w:after="0" w:line="276" w:lineRule="auto"/>
       </w:pPr>
       <w:r>
         <w:t>Cocontractants : (1) Vasvik Marine Consultans &amp; Suppliers ; (2) SARL « Pars Car Limited »</w:t>
@@ -1308,9 +1404,10 @@
     <w:p>
       <w:pPr>
         <w:pStyle w:val="a9"/>
-        <w:ind w:left="709" w:firstLine="0"/>
-        <w:contextualSpacing w:val="0"/>
-        <w:jc w:val="both"/>
+        <w:ind w:left="709"/>
+        <w:contextualSpacing w:val="0"/>
+        <w:jc w:val="both"/>
+        <w:spacing w:before="120" w:after="0" w:line="276" w:lineRule="auto"/>
       </w:pPr>
       <w:r>
         <w:t>Objet du contrat : (1) promotion de l'écoulement d'équipements et de pièces de rechange ; (2) étude du marché des équipements et services pour turbines à gaz dont l'Entreprise d'État est le producteur, réalisation de la recherche d'acheteurs et de donneurs d'ordre, exécution des obligations d'organisation de la vente d'équipements et services pour turbines à gaz et maintenance du complexe conformément aux conditions du contrat.</w:t>
@@ -1328,9 +1425,10 @@
         <w:ind w:left="714" w:hanging="357"/>
         <w:contextualSpacing w:val="0"/>
         <w:jc w:val="left"/>
-      </w:pPr>
-      <w:r>
-        <w:t xml:space="preserve">Arrêt de la Troisième cour administrative d'appel du 29.07.2022 dans l'affaire n° 280/1797/21. </w:t>
+        <w:spacing w:before="120" w:after="0" w:line="276" w:lineRule="auto"/>
+      </w:pPr>
+      <w:r>
+        <w:t xml:space="preserve">Arrêt de la Troisième cour administrative d'appel du 29 juillet 2022 dans l'affaire n° 280/1797/21. </w:t>
       </w:r>
     </w:p>
     <w:p>
@@ -1339,6 +1437,7 @@
         <w:ind w:left="714" w:hanging="5"/>
         <w:contextualSpacing w:val="0"/>
         <w:jc w:val="both"/>
+        <w:spacing w:before="120" w:after="0" w:line="276" w:lineRule="auto"/>
       </w:pPr>
       <w:r>
         <w:t>Entité économique :  SARL « Dnipro-Skan-Servis »</w:t>
@@ -1350,6 +1449,7 @@
         <w:ind w:left="714" w:hanging="5"/>
         <w:contextualSpacing w:val="0"/>
         <w:jc w:val="both"/>
+        <w:spacing w:before="120" w:after="0" w:line="276" w:lineRule="auto"/>
       </w:pPr>
       <w:r>
         <w:t>Type d'activité : entretien et réparation de véhicules automobiles.</w:t>
@@ -1361,6 +1461,7 @@
         <w:ind w:left="714" w:hanging="5"/>
         <w:contextualSpacing w:val="0"/>
         <w:jc w:val="both"/>
+        <w:spacing w:before="120" w:after="0" w:line="276" w:lineRule="auto"/>
       </w:pPr>
       <w:r>
         <w:t>Cocontractant : SARL « PRIORYTET-INVEST »</w:t>
@@ -1372,6 +1473,7 @@
         <w:ind w:left="714" w:hanging="5"/>
         <w:contextualSpacing w:val="0"/>
         <w:jc w:val="both"/>
+        <w:spacing w:before="120" w:after="0" w:line="276" w:lineRule="auto"/>
       </w:pPr>
       <w:r>
         <w:t>Objet du contrat : recherche de futurs acheteurs potentiels de véhicules automobiles de marque Scania, camions, remorques, autobus, châssis, moteurs, etc., conduite de négociations.</w:t>
@@ -1387,9 +1489,10 @@
         <w:ind w:left="714" w:hanging="357"/>
         <w:contextualSpacing w:val="0"/>
         <w:jc w:val="left"/>
-      </w:pPr>
-      <w:r>
-        <w:t xml:space="preserve">Jugement du tribunal de commerce de la ville de Kyiv du 28.04.2009 dans l'affaire n°  47/180. </w:t>
+        <w:spacing w:before="120" w:after="0" w:line="276" w:lineRule="auto"/>
+      </w:pPr>
+      <w:r>
+        <w:t xml:space="preserve">Jugement du tribunal de commerce de la ville de Kyiv du 28 avril 2009 dans l'affaire n°  47/180. </w:t>
       </w:r>
     </w:p>
     <w:p>
@@ -1398,6 +1501,7 @@
         <w:ind w:left="714" w:hanging="5"/>
         <w:contextualSpacing w:val="0"/>
         <w:jc w:val="both"/>
+        <w:spacing w:before="120" w:after="0" w:line="276" w:lineRule="auto"/>
       </w:pPr>
       <w:r>
         <w:t>Entité économique :  Entreprise d'État « Usine 410 de l'aviation civile »</w:t>
@@ -1409,6 +1513,7 @@
         <w:ind w:left="714" w:hanging="5"/>
         <w:contextualSpacing w:val="0"/>
         <w:jc w:val="both"/>
+        <w:spacing w:before="120" w:after="0" w:line="276" w:lineRule="auto"/>
       </w:pPr>
       <w:r>
         <w:t>Type d'activité :  entité de construction aéronautique.</w:t>
@@ -1420,6 +1525,7 @@
         <w:ind w:left="714" w:hanging="5"/>
         <w:contextualSpacing w:val="0"/>
         <w:jc w:val="both"/>
+        <w:spacing w:before="120" w:after="0" w:line="276" w:lineRule="auto"/>
       </w:pPr>
       <w:r>
         <w:t>Cocontractant :   SARL « AVS »</w:t>
@@ -1431,6 +1537,7 @@
         <w:ind w:left="714" w:hanging="5"/>
         <w:contextualSpacing w:val="0"/>
         <w:jc w:val="both"/>
+        <w:spacing w:before="120" w:after="0" w:line="276" w:lineRule="auto"/>
       </w:pPr>
       <w:r>
         <w:t>Objet du contrat : prestation de services de vente de transports, conclusion de contrats avec des agences, etc.</w:t>
@@ -1446,9 +1553,10 @@
         <w:ind w:left="714" w:hanging="357"/>
         <w:contextualSpacing w:val="0"/>
         <w:jc w:val="left"/>
-      </w:pPr>
-      <w:r>
-        <w:t xml:space="preserve">Ordonnance de la cour administrative d'appel de Lviv du 14.11.2013 dans l'affaire n° 9104/147714/12. </w:t>
+        <w:spacing w:before="120" w:after="0" w:line="276" w:lineRule="auto"/>
+      </w:pPr>
+      <w:r>
+        <w:t xml:space="preserve">Ordonnance de la cour administrative d'appel de Lviv du 14 novembre 2013 dans l'affaire n° 9104/147714/12. </w:t>
       </w:r>
     </w:p>
     <w:p>
@@ -1457,6 +1565,7 @@
         <w:ind w:left="714" w:hanging="5"/>
         <w:contextualSpacing w:val="0"/>
         <w:jc w:val="both"/>
+        <w:spacing w:before="120" w:after="0" w:line="276" w:lineRule="auto"/>
       </w:pPr>
       <w:r>
         <w:t>Entité économique :  SARL « Zakhidno-Ukrainskyi Avtomobilnyi Dim »</w:t>
@@ -1468,6 +1577,7 @@
         <w:ind w:left="714" w:hanging="5"/>
         <w:contextualSpacing w:val="0"/>
         <w:jc w:val="both"/>
+        <w:spacing w:before="120" w:after="0" w:line="276" w:lineRule="auto"/>
       </w:pPr>
       <w:r>
         <w:t>Type d'activité :  commerce d'automobiles et de véhicules automobiles légers.</w:t>
@@ -1479,6 +1589,7 @@
         <w:ind w:left="714" w:hanging="5"/>
         <w:contextualSpacing w:val="0"/>
         <w:jc w:val="both"/>
+        <w:spacing w:before="120" w:after="0" w:line="276" w:lineRule="auto"/>
       </w:pPr>
       <w:r>
         <w:t>Cocontractant : Entreprise privée « Budivelni Materialy Plius LV »</w:t>
@@ -1490,6 +1601,7 @@
         <w:ind w:left="714" w:hanging="5"/>
         <w:contextualSpacing w:val="0"/>
         <w:jc w:val="both"/>
+        <w:spacing w:before="120" w:after="0" w:line="276" w:lineRule="auto"/>
       </w:pPr>
       <w:r>
         <w:t>Objet du contrat : recherche d'acheteurs (donneurs d'ordre) pour la marchandise conformément aux spécifications.</w:t>
@@ -1505,9 +1617,10 @@
         <w:ind w:left="714" w:hanging="357"/>
         <w:contextualSpacing w:val="0"/>
         <w:jc w:val="left"/>
-      </w:pPr>
-      <w:r>
-        <w:t xml:space="preserve">Arrêt de la Cour suprême au sein du collège de juges de la Deuxième chambre judiciaire de la Cour de cassation civile du 25.11.2024 dans l'affaire n° 824/41/24. </w:t>
+        <w:spacing w:before="120" w:after="0" w:line="276" w:lineRule="auto"/>
+      </w:pPr>
+      <w:r>
+        <w:t xml:space="preserve">Arrêt de la Cour suprême au sein du collège de juges de la Deuxième chambre judiciaire de la Cour de cassation civile du 25 novembre 2024 dans l'affaire n° 824/41/24. </w:t>
       </w:r>
     </w:p>
     <w:p>
@@ -1516,6 +1629,7 @@
         <w:ind w:left="714" w:hanging="5"/>
         <w:contextualSpacing w:val="0"/>
         <w:jc w:val="both"/>
+        <w:spacing w:before="120" w:after="0" w:line="276" w:lineRule="auto"/>
       </w:pPr>
       <w:r>
         <w:t>Entité économique :  Compagnie d'État « Ukrspetsexport »</w:t>
@@ -1527,6 +1641,7 @@
         <w:ind w:left="714" w:hanging="5"/>
         <w:contextualSpacing w:val="0"/>
         <w:jc w:val="both"/>
+        <w:spacing w:before="120" w:after="0" w:line="276" w:lineRule="auto"/>
       </w:pPr>
       <w:r>
         <w:t>Type d'activité :  commerce d'automobiles et de véhicules automobiles légers.</w:t>
@@ -1538,6 +1653,7 @@
         <w:ind w:left="714" w:hanging="5"/>
         <w:contextualSpacing w:val="0"/>
         <w:jc w:val="both"/>
+        <w:spacing w:before="120" w:after="0" w:line="276" w:lineRule="auto"/>
       </w:pPr>
       <w:r>
         <w:t>Cocontractant :  Lionel Air S.A.C.</w:t>
@@ -1549,6 +1665,7 @@
         <w:ind w:left="714" w:hanging="5"/>
         <w:contextualSpacing w:val="0"/>
         <w:jc w:val="both"/>
+        <w:spacing w:before="120" w:after="0" w:line="276" w:lineRule="auto"/>
       </w:pPr>
       <w:r>
         <w:t>Objet du contrat : fourniture de services d'assistance à la conclusion entre la Compagnie d'État "Ukrspetsexport" et des acheteurs ou donneurs d'ordre étrangers de contrats d'exportation de marchandises, de travaux et de services à destination militaire.</w:t>
@@ -1564,9 +1681,10 @@
         <w:ind w:left="714" w:hanging="357"/>
         <w:contextualSpacing w:val="0"/>
         <w:jc w:val="left"/>
-      </w:pPr>
-      <w:r>
-        <w:t xml:space="preserve">Arrêt du tribunal administratif d'arrondissement de Mykolaïv du 11.06.2014 dans l'affaire n° 814/780/14. </w:t>
+        <w:spacing w:before="120" w:after="0" w:line="276" w:lineRule="auto"/>
+      </w:pPr>
+      <w:r>
+        <w:t xml:space="preserve">Arrêt du tribunal administratif d'arrondissement de Mykolaïv du 11 juin 2014 dans l'affaire n° 814/780/14. </w:t>
       </w:r>
     </w:p>
     <w:p>
@@ -1575,6 +1693,7 @@
         <w:ind w:left="714" w:hanging="5"/>
         <w:contextualSpacing w:val="0"/>
         <w:jc w:val="both"/>
+        <w:spacing w:before="120" w:after="0" w:line="276" w:lineRule="auto"/>
       </w:pPr>
       <w:r>
         <w:t>Entité économique :  Usine de réparation aéronautique de Mykolaïv « NARP »</w:t>
@@ -1586,6 +1705,7 @@
         <w:ind w:left="714" w:hanging="5"/>
         <w:contextualSpacing w:val="0"/>
         <w:jc w:val="both"/>
+        <w:spacing w:before="120" w:after="0" w:line="276" w:lineRule="auto"/>
       </w:pPr>
       <w:r>
         <w:t>Type d'activité :  fabrication d'aéronefs et d'engins spatiaux, d'équipements connexes.</w:t>
@@ -1597,6 +1717,7 @@
         <w:ind w:left="714" w:hanging="5"/>
         <w:contextualSpacing w:val="0"/>
         <w:jc w:val="both"/>
+        <w:spacing w:before="120" w:after="0" w:line="276" w:lineRule="auto"/>
       </w:pPr>
       <w:r>
         <w:t>Cocontractants :  (1) « AN.ST.CONSULTING LIMITED », (2) « Lionel Europe Corp », (3) « M&amp;M Tech Corporation Limited »</w:t>
@@ -1608,6 +1729,7 @@
         <w:ind w:left="714" w:hanging="5"/>
         <w:contextualSpacing w:val="0"/>
         <w:jc w:val="both"/>
+        <w:spacing w:before="120" w:after="0" w:line="276" w:lineRule="auto"/>
       </w:pPr>
       <w:r>
         <w:t>Objet du contrat : (1) promotion du contrat d'exécution de la réparation d'avions sur le territoire de l'Algérie ; (2) promotion du contrat d'exécution de la réparation d'avions sur le territoire du Pakistan ; (3) promotion et exécution du contrat d'exécution de la réparation d'avions sur le territoire de la Chine.</w:t>
@@ -1623,9 +1745,10 @@
         <w:ind w:left="714" w:hanging="357"/>
         <w:contextualSpacing w:val="0"/>
         <w:jc w:val="left"/>
-      </w:pPr>
-      <w:r>
-        <w:t xml:space="preserve">Arrêt de la cour administrative d'appel de Kyiv du 11.01.2018 dans l'affaire n° 826/20172/16. </w:t>
+        <w:spacing w:before="120" w:after="0" w:line="276" w:lineRule="auto"/>
+      </w:pPr>
+      <w:r>
+        <w:t xml:space="preserve">Arrêt de la cour administrative d'appel de Kyiv du 11 janvier 2018 dans l'affaire n° 826/20172/16. </w:t>
       </w:r>
     </w:p>
     <w:p>
@@ -1634,6 +1757,7 @@
         <w:ind w:left="714" w:hanging="5"/>
         <w:contextualSpacing w:val="0"/>
         <w:jc w:val="both"/>
+        <w:spacing w:before="120" w:after="0" w:line="276" w:lineRule="auto"/>
       </w:pPr>
       <w:r>
         <w:t>Entité économique :   SARL « Promagroleasing-Ukraïna »</w:t>
@@ -1645,6 +1769,7 @@
         <w:ind w:left="714" w:hanging="5"/>
         <w:contextualSpacing w:val="0"/>
         <w:jc w:val="both"/>
+        <w:spacing w:before="120" w:after="0" w:line="276" w:lineRule="auto"/>
       </w:pPr>
       <w:r>
         <w:t>Type d'activité :  crédit-bail financier, commerce d'automobiles et de véhicules automobiles légers, commerce de gros de véhicules automobiles agricoles.</w:t>
@@ -1656,6 +1781,7 @@
         <w:ind w:left="714" w:hanging="5"/>
         <w:contextualSpacing w:val="0"/>
         <w:jc w:val="both"/>
+        <w:spacing w:before="120" w:after="0" w:line="276" w:lineRule="auto"/>
       </w:pPr>
       <w:r>
         <w:t xml:space="preserve">Cocontractant :  SARL « Agence de publicité « Inkom » » </w:t>
@@ -1667,6 +1793,7 @@
         <w:ind w:left="714" w:hanging="5"/>
         <w:contextualSpacing w:val="0"/>
         <w:jc w:val="both"/>
+        <w:spacing w:before="120" w:after="0" w:line="276" w:lineRule="auto"/>
       </w:pPr>
       <w:r>
         <w:t>Objet du contrat : recherche de donneurs d'ordre (acheteurs), de preneurs de crédit-bail pour les produits du donneur d'ordre.</w:t>
@@ -1682,9 +1809,10 @@
         <w:ind w:left="714" w:hanging="357"/>
         <w:contextualSpacing w:val="0"/>
         <w:jc w:val="left"/>
-      </w:pPr>
-      <w:r>
-        <w:t xml:space="preserve">Ordonnance de la cour administrative d'appel de Kharkiv du 03.03.2015 dans l'affaire n° 818/3336/14. </w:t>
+        <w:spacing w:before="120" w:after="0" w:line="276" w:lineRule="auto"/>
+      </w:pPr>
+      <w:r>
+        <w:t xml:space="preserve">Ordonnance de la cour administrative d'appel de Kharkiv du 3 mars 2015 dans l'affaire n° 818/3336/14. </w:t>
       </w:r>
     </w:p>
     <w:p>
@@ -1693,6 +1821,7 @@
         <w:ind w:left="714" w:hanging="5"/>
         <w:contextualSpacing w:val="0"/>
         <w:jc w:val="both"/>
+        <w:spacing w:before="120" w:after="0" w:line="276" w:lineRule="auto"/>
       </w:pPr>
       <w:r>
         <w:t>Entité économique :   SARL « Motordetal-Konotop »</w:t>
@@ -1704,6 +1833,7 @@
         <w:ind w:left="714" w:hanging="5"/>
         <w:contextualSpacing w:val="0"/>
         <w:jc w:val="both"/>
+        <w:spacing w:before="120" w:after="0" w:line="276" w:lineRule="auto"/>
       </w:pPr>
       <w:r>
         <w:t>Type d'activité :  fabrication de moteurs et de turbines, à l'exception des moteurs pour l'aviation, pour véhicules automobiles et pour motocycles.</w:t>
@@ -1715,6 +1845,7 @@
         <w:ind w:left="714" w:hanging="5"/>
         <w:contextualSpacing w:val="0"/>
         <w:jc w:val="both"/>
+        <w:spacing w:before="120" w:after="0" w:line="276" w:lineRule="auto"/>
       </w:pPr>
       <w:r>
         <w:t>Cocontractant :  CONSULTSERVE LIMITED (Angleterre)</w:t>
@@ -1726,6 +1857,7 @@
         <w:ind w:left="714" w:hanging="5"/>
         <w:contextualSpacing w:val="0"/>
         <w:jc w:val="both"/>
+        <w:spacing w:before="120" w:after="0" w:line="276" w:lineRule="auto"/>
       </w:pPr>
       <w:r>
         <w:t>Objet du contrat : recherche d'acheteurs pour les produits ; collecte des commandes des acheteurs et transmission de celles-ci au vendeur ; accomplissement d'autres actes par voie d'intermédiation commerciale.</w:t>
@@ -1741,9 +1873,10 @@
         <w:ind w:left="714" w:hanging="357"/>
         <w:contextualSpacing w:val="0"/>
         <w:jc w:val="left"/>
-      </w:pPr>
-      <w:r>
-        <w:t xml:space="preserve">Ordonnance  de la cour administrative d'appel de Donetsk du 02.10.2013 dans l'affaire n° 812/6408/13-a. </w:t>
+        <w:spacing w:before="120" w:after="0" w:line="276" w:lineRule="auto"/>
+      </w:pPr>
+      <w:r>
+        <w:t xml:space="preserve">Ordonnance  de la cour administrative d'appel de Donetsk du 2 octobre 2013 dans l'affaire n° 812/6408/13-a. </w:t>
       </w:r>
     </w:p>
     <w:p>
@@ -1752,6 +1885,7 @@
         <w:ind w:left="714" w:hanging="5"/>
         <w:contextualSpacing w:val="0"/>
         <w:jc w:val="both"/>
+        <w:spacing w:before="120" w:after="0" w:line="276" w:lineRule="auto"/>
       </w:pPr>
       <w:r>
         <w:t>Entité économique :   SARL « Louhavtospetstekhnika »</w:t>
@@ -1763,6 +1897,7 @@
         <w:ind w:left="714" w:hanging="5"/>
         <w:contextualSpacing w:val="0"/>
         <w:jc w:val="both"/>
+        <w:spacing w:before="120" w:after="0" w:line="276" w:lineRule="auto"/>
       </w:pPr>
       <w:r>
         <w:t>Type d'activité :  commerce d'automobiles et de véhicules automobiles légers.</w:t>
@@ -1774,6 +1909,7 @@
         <w:ind w:left="714" w:hanging="5"/>
         <w:contextualSpacing w:val="0"/>
         <w:jc w:val="both"/>
+        <w:spacing w:before="120" w:after="0" w:line="276" w:lineRule="auto"/>
       </w:pPr>
       <w:r>
         <w:t>Cocontractant :  Entreprise privée « Side Market »</w:t>
@@ -1785,6 +1921,7 @@
         <w:ind w:left="714" w:hanging="5"/>
         <w:contextualSpacing w:val="0"/>
         <w:jc w:val="both"/>
+        <w:spacing w:before="120" w:after="0" w:line="276" w:lineRule="auto"/>
       </w:pPr>
       <w:r>
         <w:t>Objet du contrat : étude du territoire afin d'identifier des donneurs d'ordre potentiels pour les produits.</w:t>
@@ -1800,9 +1937,10 @@
         <w:ind w:left="709" w:hanging="425"/>
         <w:contextualSpacing w:val="0"/>
         <w:jc w:val="left"/>
-      </w:pPr>
-      <w:r>
-        <w:t xml:space="preserve">Jugement du tribunal administratif d'arrondissement de Kherson du 10.09.2019 dans l'affaire n° 540/748/19. </w:t>
+        <w:spacing w:before="120" w:after="0" w:line="276" w:lineRule="auto"/>
+      </w:pPr>
+      <w:r>
+        <w:t xml:space="preserve">Jugement du tribunal administratif d'arrondissement de Kherson du 10 septembre 2019 dans l'affaire n° 540/748/19. </w:t>
       </w:r>
     </w:p>
     <w:p>
@@ -1811,6 +1949,7 @@
         <w:ind w:left="714" w:hanging="5"/>
         <w:contextualSpacing w:val="0"/>
         <w:jc w:val="both"/>
+        <w:spacing w:before="120" w:after="0" w:line="276" w:lineRule="auto"/>
       </w:pPr>
       <w:r>
         <w:t>Entité économique :   SARL « NVP « NKEMZ » »</w:t>
@@ -1822,6 +1961,7 @@
         <w:ind w:left="714" w:hanging="5"/>
         <w:contextualSpacing w:val="0"/>
         <w:jc w:val="both"/>
+        <w:spacing w:before="120" w:after="0" w:line="276" w:lineRule="auto"/>
       </w:pPr>
       <w:r>
         <w:t>Type d'activité :  fabrication de moteurs électriques, de générateurs et de transformateurs.</w:t>
@@ -1833,6 +1973,7 @@
         <w:ind w:left="714" w:hanging="5"/>
         <w:contextualSpacing w:val="0"/>
         <w:jc w:val="both"/>
+        <w:spacing w:before="120" w:after="0" w:line="276" w:lineRule="auto"/>
       </w:pPr>
       <w:r>
         <w:t xml:space="preserve">Cocontractant :  Entrepreneur individuel (FOP) </w:t>
@@ -1844,6 +1985,7 @@
         <w:ind w:left="714" w:hanging="5"/>
         <w:contextualSpacing w:val="0"/>
         <w:jc w:val="both"/>
+        <w:spacing w:before="120" w:after="0" w:line="276" w:lineRule="auto"/>
       </w:pPr>
       <w:r>
         <w:t>Objet du contrat : recherche de clients, information de ceux-ci sur les marchandises du donneur d'ordre, assistance à la conclusion de contrats de fourniture de marchandises du donneur d'ordre dans le but d'élargir le réseau d'agents du donneur d'ordre et d'augmenter les volumes de vente des marchandises du donneur d'ordre.</w:t>
@@ -1859,9 +2001,10 @@
         <w:ind w:left="709" w:hanging="425"/>
         <w:contextualSpacing w:val="0"/>
         <w:jc w:val="left"/>
-      </w:pPr>
-      <w:r>
-        <w:t xml:space="preserve">Arrêt de la cour administrative d'appel de Kharkiv du 12.02.2013 dans l'affaire n° 2a-10182/12/2070. </w:t>
+        <w:spacing w:before="120" w:after="0" w:line="276" w:lineRule="auto"/>
+      </w:pPr>
+      <w:r>
+        <w:t xml:space="preserve">Arrêt de la cour administrative d'appel de Kharkiv du 12 février 2013 dans l'affaire n° 2a-10182/12/2070. </w:t>
       </w:r>
     </w:p>
     <w:p>
@@ -1870,6 +2013,7 @@
         <w:ind w:left="714" w:hanging="5"/>
         <w:contextualSpacing w:val="0"/>
         <w:jc w:val="both"/>
+        <w:spacing w:before="120" w:after="0" w:line="276" w:lineRule="auto"/>
       </w:pPr>
       <w:r>
         <w:t xml:space="preserve">Entité économique : Entreprise privée scientifique et de production « Interaviaservis » </w:t>
@@ -1881,6 +2025,7 @@
         <w:ind w:left="714" w:hanging="5"/>
         <w:contextualSpacing w:val="0"/>
         <w:jc w:val="both"/>
+        <w:spacing w:before="120" w:after="0" w:line="276" w:lineRule="auto"/>
       </w:pPr>
       <w:r>
         <w:t>Type d'activité :  fabrication d'aéronefs et d'engins spatiaux, d'équipements connexes.</w:t>
@@ -1892,6 +2037,7 @@
         <w:ind w:left="714" w:hanging="5"/>
         <w:contextualSpacing w:val="0"/>
         <w:jc w:val="both"/>
+        <w:spacing w:before="120" w:after="0" w:line="276" w:lineRule="auto"/>
       </w:pPr>
       <w:r>
         <w:t>Cocontractant : SARL « Bin Soiouz »</w:t>
@@ -1903,6 +2049,7 @@
         <w:ind w:left="714" w:hanging="5"/>
         <w:contextualSpacing w:val="0"/>
         <w:jc w:val="both"/>
+        <w:spacing w:before="120" w:after="0" w:line="276" w:lineRule="auto"/>
       </w:pPr>
       <w:r>
         <w:t>Objet du contrat : assistance à l'activité commerciale du donneur d'ordre, et fourniture de services de marketing et de services d'information et de conseil.</w:t>
@@ -1918,9 +2065,10 @@
         <w:ind w:left="709" w:hanging="425"/>
         <w:contextualSpacing w:val="0"/>
         <w:jc w:val="left"/>
-      </w:pPr>
-      <w:r>
-        <w:t xml:space="preserve">Jugement du tribunal administratif d'arrondissement de Kharkiv du 19.11.2018 dans l'affaire n° 2040/6515/18. </w:t>
+        <w:spacing w:before="120" w:after="0" w:line="276" w:lineRule="auto"/>
+      </w:pPr>
+      <w:r>
+        <w:t xml:space="preserve">Jugement du tribunal administratif d'arrondissement de Kharkiv du 19 novembre 2018 dans l'affaire n° 2040/6515/18. </w:t>
       </w:r>
     </w:p>
     <w:p>
@@ -1929,6 +2077,7 @@
         <w:ind w:left="714" w:hanging="5"/>
         <w:contextualSpacing w:val="0"/>
         <w:jc w:val="both"/>
+        <w:spacing w:before="120" w:after="0" w:line="276" w:lineRule="auto"/>
       </w:pPr>
       <w:r>
         <w:t xml:space="preserve">Entité économique : PrJSC « Usine de construction mécanique de Kharkiv « Plinfa » » </w:t>
@@ -1940,6 +2089,7 @@
         <w:ind w:left="714" w:hanging="5"/>
         <w:contextualSpacing w:val="0"/>
         <w:jc w:val="both"/>
+        <w:spacing w:before="120" w:after="0" w:line="276" w:lineRule="auto"/>
       </w:pPr>
       <w:r>
         <w:t>Type d'activité :  fabrication de machines et d'équipements pour l'industrie extractive et la construction.</w:t>
@@ -1951,6 +2101,7 @@
         <w:ind w:left="714" w:hanging="5"/>
         <w:contextualSpacing w:val="0"/>
         <w:jc w:val="both"/>
+        <w:spacing w:before="120" w:after="0" w:line="276" w:lineRule="auto"/>
       </w:pPr>
       <w:r>
         <w:t>Cocontractant : (1) TOO « Ceramic Technology » (République du Kazakhstan), (2) « Inter Kreis GmbH » (ville de Mannheim, Allemagne).</w:t>
@@ -1962,6 +2113,7 @@
         <w:ind w:left="714" w:hanging="5"/>
         <w:contextualSpacing w:val="0"/>
         <w:jc w:val="both"/>
+        <w:spacing w:before="120" w:after="0" w:line="276" w:lineRule="auto"/>
       </w:pPr>
       <w:r>
         <w:t>Objet du contrat : assistance à la vente des produits au nom et pour le compte du mandant.</w:t>
@@ -1977,9 +2129,10 @@
         <w:ind w:left="709" w:hanging="425"/>
         <w:contextualSpacing w:val="0"/>
         <w:jc w:val="left"/>
-      </w:pPr>
-      <w:r>
-        <w:t xml:space="preserve">Arrêt de la Troisième cour administrative d'appel du 24.09.2020 dans l'affaire n° 160/13387/19. </w:t>
+        <w:spacing w:before="120" w:after="0" w:line="276" w:lineRule="auto"/>
+      </w:pPr>
+      <w:r>
+        <w:t xml:space="preserve">Arrêt de la Troisième cour administrative d'appel du 24 septembre 2020 dans l'affaire n° 160/13387/19. </w:t>
       </w:r>
     </w:p>
     <w:p>
@@ -1988,6 +2141,7 @@
         <w:ind w:left="714" w:hanging="5"/>
         <w:contextualSpacing w:val="0"/>
         <w:jc w:val="both"/>
+        <w:spacing w:before="120" w:after="0" w:line="276" w:lineRule="auto"/>
       </w:pPr>
       <w:r>
         <w:t>Entité économique : SARL « Usine de réparation automobile de Verkhnodniprovsk »</w:t>
@@ -1999,6 +2153,7 @@
         <w:ind w:left="714" w:hanging="5"/>
         <w:contextualSpacing w:val="0"/>
         <w:jc w:val="both"/>
+        <w:spacing w:before="120" w:after="0" w:line="276" w:lineRule="auto"/>
       </w:pPr>
       <w:r>
         <w:t>Type d'activité :  fabrication de carrosseries pour véhicules automobiles, de remorques et de semi-remorques.</w:t>
@@ -2010,6 +2165,7 @@
         <w:ind w:left="714" w:hanging="5"/>
         <w:contextualSpacing w:val="0"/>
         <w:jc w:val="both"/>
+        <w:spacing w:before="120" w:after="0" w:line="276" w:lineRule="auto"/>
       </w:pPr>
       <w:r>
         <w:t>Cocontractant : Entreprise privée « Agrobasis »</w:t>
@@ -2021,6 +2177,7 @@
         <w:ind w:left="714" w:hanging="5"/>
         <w:contextualSpacing w:val="0"/>
         <w:jc w:val="both"/>
+        <w:spacing w:before="120" w:after="0" w:line="276" w:lineRule="auto"/>
       </w:pPr>
       <w:r>
         <w:t>Objet du contrat : augmentation des volumes de vente du donneur d'ordre par le biais de l'augmentation des volumes d'achat des produits du donneur d'ordre par les consommateurs finaux et assistance à celui-ci dans la conclusion de tels contrats.</w:t>
@@ -2036,9 +2193,10 @@
         <w:ind w:left="709" w:hanging="425"/>
         <w:contextualSpacing w:val="0"/>
         <w:jc w:val="left"/>
-      </w:pPr>
-      <w:r>
-        <w:t xml:space="preserve">Jugement du tribunal administratif d'arrondissement de Kherson du 03.07.2020 dans l'affaire n° 540/1069/20. </w:t>
+        <w:spacing w:before="120" w:after="0" w:line="276" w:lineRule="auto"/>
+      </w:pPr>
+      <w:r>
+        <w:t xml:space="preserve">Jugement du tribunal administratif d'arrondissement de Kherson du 3 juillet 2020 dans l'affaire n° 540/1069/20. </w:t>
       </w:r>
     </w:p>
     <w:p>
@@ -2047,6 +2205,7 @@
         <w:ind w:left="714" w:hanging="5"/>
         <w:contextualSpacing w:val="0"/>
         <w:jc w:val="both"/>
+        <w:spacing w:before="120" w:after="0" w:line="276" w:lineRule="auto"/>
       </w:pPr>
       <w:r>
         <w:t>Entité économique : Entreprise privée « Bars-Kherson »</w:t>
@@ -2058,6 +2217,7 @@
         <w:ind w:left="714" w:hanging="5"/>
         <w:contextualSpacing w:val="0"/>
         <w:jc w:val="both"/>
+        <w:spacing w:before="120" w:after="0" w:line="276" w:lineRule="auto"/>
       </w:pPr>
       <w:r>
         <w:t>Type d'activité :  commerce de gros de pièces et accessoires pour véhicules automobiles.</w:t>
@@ -2069,6 +2229,7 @@
         <w:ind w:left="714" w:hanging="5"/>
         <w:contextualSpacing w:val="0"/>
         <w:jc w:val="both"/>
+        <w:spacing w:before="120" w:after="0" w:line="276" w:lineRule="auto"/>
       </w:pPr>
       <w:r>
         <w:t>Cocontractant : Entreprise privée « TK Enerhotrans »</w:t>
@@ -2080,6 +2241,7 @@
         <w:ind w:left="714" w:hanging="5"/>
         <w:contextualSpacing w:val="0"/>
         <w:jc w:val="both"/>
+        <w:spacing w:before="120" w:after="0" w:line="276" w:lineRule="auto"/>
       </w:pPr>
       <w:r>
         <w:t>Objet du contrat : conclusion de conventions relatives à la vente de marchandises/produits, assistance à leur conclusion au nom du mandant et pour son compte.</w:t>
@@ -2095,9 +2257,10 @@
         <w:ind w:left="709" w:hanging="425"/>
         <w:contextualSpacing w:val="0"/>
         <w:jc w:val="left"/>
-      </w:pPr>
-      <w:r>
-        <w:t xml:space="preserve">Arrêt de la Cour de cassation administrative au sein de la Cour suprême du 23.04.2019 dans l'affaire n° 820/1737/17. </w:t>
+        <w:spacing w:before="120" w:after="0" w:line="276" w:lineRule="auto"/>
+      </w:pPr>
+      <w:r>
+        <w:t xml:space="preserve">Arrêt de la Cour de cassation administrative au sein de la Cour suprême du 23 avril 2019 dans l'affaire n° 820/1737/17. </w:t>
       </w:r>
     </w:p>
     <w:p>
@@ -2106,6 +2269,7 @@
         <w:ind w:left="714" w:hanging="5"/>
         <w:contextualSpacing w:val="0"/>
         <w:jc w:val="both"/>
+        <w:spacing w:before="120" w:after="0" w:line="276" w:lineRule="auto"/>
       </w:pPr>
       <w:r>
         <w:t>Entité économique : SARL « Firma « KLYTCH » »</w:t>
@@ -2117,6 +2281,7 @@
         <w:ind w:left="714" w:hanging="5"/>
         <w:contextualSpacing w:val="0"/>
         <w:jc w:val="both"/>
+        <w:spacing w:before="120" w:after="0" w:line="276" w:lineRule="auto"/>
       </w:pPr>
       <w:r>
         <w:t>Type d'activité :  commerce de gros de pièces et accessoires pour véhicules automobiles.</w:t>
@@ -2128,6 +2293,7 @@
         <w:ind w:left="714" w:hanging="5"/>
         <w:contextualSpacing w:val="0"/>
         <w:jc w:val="both"/>
+        <w:spacing w:before="120" w:after="0" w:line="276" w:lineRule="auto"/>
       </w:pPr>
       <w:r>
         <w:t>Cocontractant : SARL « Kvest Treyd »</w:t>
@@ -2139,6 +2305,7 @@
         <w:ind w:left="714" w:hanging="5"/>
         <w:contextualSpacing w:val="0"/>
         <w:jc w:val="both"/>
+        <w:spacing w:before="120" w:after="0" w:line="276" w:lineRule="auto"/>
       </w:pPr>
       <w:r>
         <w:t>Objet du contrat : recherche d'acheteurs potentiels pour les produits dont le mandant assure la vente ; négociations préalables avec les acheteurs potentiels (cocontractants) ; assistance à la tenue des négociations du mandant avec les acheteurs potentiels (cocontractants) ; participation des spécialistes de l'agent, conjointement avec les spécialistes du mandant, à l'analyse et à l'audit des documents d'enregistrement et statutaires des acheteurs potentiels (cocontractants) ; assistance à la conclusion de contrats entre les acheteurs trouvés par l'agent.</w:t>
@@ -2154,9 +2321,10 @@
         <w:ind w:left="709" w:hanging="425"/>
         <w:contextualSpacing w:val="0"/>
         <w:jc w:val="left"/>
-      </w:pPr>
-      <w:r>
-        <w:t xml:space="preserve">Ordonnance de la Haute cour administrative d'Ukraine du 22.07.2015 dans l'affaire n° 0670/2272/12. </w:t>
+        <w:spacing w:before="120" w:after="0" w:line="276" w:lineRule="auto"/>
+      </w:pPr>
+      <w:r>
+        <w:t xml:space="preserve">Ordonnance de la Haute cour administrative d'Ukraine du 22 juillet 2015 dans l'affaire n° 0670/2272/12. </w:t>
       </w:r>
     </w:p>
     <w:p>
@@ -2165,6 +2333,7 @@
         <w:ind w:left="714" w:hanging="5"/>
         <w:contextualSpacing w:val="0"/>
         <w:jc w:val="both"/>
+        <w:spacing w:before="120" w:after="0" w:line="276" w:lineRule="auto"/>
       </w:pPr>
       <w:r>
         <w:t>Entité économique : PJSC « Usine de construction mécanique de Berdytchiv « Progrès » »</w:t>
@@ -2176,6 +2345,7 @@
         <w:ind w:left="714" w:hanging="5"/>
         <w:contextualSpacing w:val="0"/>
         <w:jc w:val="both"/>
+        <w:spacing w:before="120" w:after="0" w:line="276" w:lineRule="auto"/>
       </w:pPr>
       <w:r>
         <w:t>Type d'activité :  fabrication d'autres machines et équipements d'usage général</w:t>
@@ -2187,6 +2357,7 @@
         <w:ind w:left="714" w:hanging="5"/>
         <w:contextualSpacing w:val="0"/>
         <w:jc w:val="both"/>
+        <w:spacing w:before="120" w:after="0" w:line="276" w:lineRule="auto"/>
       </w:pPr>
       <w:r>
         <w:t>Cocontractant : SARL « Maison de commerce de l'usine « Progrès » »</w:t>
@@ -2198,6 +2369,7 @@
         <w:ind w:left="714" w:hanging="5"/>
         <w:contextualSpacing w:val="0"/>
         <w:jc w:val="both"/>
+        <w:spacing w:before="120" w:after="0" w:line="276" w:lineRule="auto"/>
       </w:pPr>
       <w:r>
         <w:t>Objet du contrat : identification d'acheteurs potentiels des produits du demandeur ; conclusion de conventions, d'accords, de contrats de fourniture des produits du demandeur.</w:t>
@@ -2213,9 +2385,10 @@
         <w:ind w:left="709" w:hanging="425"/>
         <w:contextualSpacing w:val="0"/>
         <w:jc w:val="left"/>
-      </w:pPr>
-      <w:r>
-        <w:t xml:space="preserve">Arrêt du tribunal administratif d'arrondissement de Lviv du 14.12.2009 dans l'affaire n° 2a-8322/08/1370. </w:t>
+        <w:spacing w:before="120" w:after="0" w:line="276" w:lineRule="auto"/>
+      </w:pPr>
+      <w:r>
+        <w:t xml:space="preserve">Arrêt du tribunal administratif d'arrondissement de Lviv du 14 décembre 2009 dans l'affaire n° 2a-8322/08/1370. </w:t>
       </w:r>
     </w:p>
     <w:p>
@@ -2224,6 +2397,7 @@
         <w:ind w:left="714" w:hanging="5"/>
         <w:contextualSpacing w:val="0"/>
         <w:jc w:val="both"/>
+        <w:spacing w:before="120" w:after="0" w:line="276" w:lineRule="auto"/>
       </w:pPr>
       <w:r>
         <w:t>Entité économique : OJSC « Usine de construction mécanique de Drohobytch »</w:t>
@@ -2235,6 +2409,7 @@
         <w:ind w:left="714" w:hanging="5"/>
         <w:contextualSpacing w:val="0"/>
         <w:jc w:val="both"/>
+        <w:spacing w:before="120" w:after="0" w:line="276" w:lineRule="auto"/>
       </w:pPr>
       <w:r>
         <w:t>Type d'activité :  fabrication de machines et d'équipements pour l'industrie extractive et la construction.</w:t>
@@ -2246,6 +2421,7 @@
         <w:ind w:left="714" w:hanging="5"/>
         <w:contextualSpacing w:val="0"/>
         <w:jc w:val="both"/>
+        <w:spacing w:before="120" w:after="0" w:line="276" w:lineRule="auto"/>
       </w:pPr>
       <w:r>
         <w:t>Cocontractant : SARL « Postulat »</w:t>
@@ -2257,6 +2433,7 @@
         <w:ind w:left="714" w:hanging="5"/>
         <w:contextualSpacing w:val="0"/>
         <w:jc w:val="both"/>
+        <w:spacing w:before="120" w:after="0" w:line="276" w:lineRule="auto"/>
       </w:pPr>
       <w:r>
         <w:t>Objet du contrat : accomplissement des fonctions de marketing et assistance à la vente des produits du donneur d'ordre.</w:t>
@@ -2272,9 +2449,10 @@
         <w:ind w:left="709" w:hanging="425"/>
         <w:contextualSpacing w:val="0"/>
         <w:jc w:val="left"/>
-      </w:pPr>
-      <w:r>
-        <w:t xml:space="preserve">Arrêt  du tribunal administratif d'arrondissement de Soumy du 21.02.2012 dans l'affaire n° 2a-3412/10/1870. </w:t>
+        <w:spacing w:before="120" w:after="0" w:line="276" w:lineRule="auto"/>
+      </w:pPr>
+      <w:r>
+        <w:t xml:space="preserve">Arrêt  du tribunal administratif d'arrondissement de Soumy du 21 février 2012 dans l'affaire n° 2a-3412/10/1870. </w:t>
       </w:r>
     </w:p>
     <w:p>
@@ -2283,6 +2461,7 @@
         <w:ind w:left="714" w:hanging="5"/>
         <w:contextualSpacing w:val="0"/>
         <w:jc w:val="both"/>
+        <w:spacing w:before="120" w:after="0" w:line="276" w:lineRule="auto"/>
       </w:pPr>
       <w:r>
         <w:t>Entité économique : PJSC « Usine de pompes de Svesa »</w:t>
@@ -2294,6 +2473,7 @@
         <w:ind w:left="714" w:hanging="5"/>
         <w:contextualSpacing w:val="0"/>
         <w:jc w:val="both"/>
+        <w:spacing w:before="120" w:after="0" w:line="276" w:lineRule="auto"/>
       </w:pPr>
       <w:r>
         <w:t>Type d'activité :  fabrication d'autres pompes et compresseurs, fabrication d'équipements hydrauliques et pneumatiques, fabrication de locomotives ferroviaires et de matériel roulant.</w:t>
@@ -2305,6 +2485,7 @@
         <w:ind w:left="714" w:hanging="5"/>
         <w:contextualSpacing w:val="0"/>
         <w:jc w:val="both"/>
+        <w:spacing w:before="120" w:after="0" w:line="276" w:lineRule="auto"/>
       </w:pPr>
       <w:r>
         <w:t>Cocontractant : SARL « Compagnie « Tourcargo » »</w:t>
@@ -2316,6 +2497,7 @@
         <w:ind w:left="714" w:hanging="5"/>
         <w:contextualSpacing w:val="0"/>
         <w:jc w:val="both"/>
+        <w:spacing w:before="120" w:after="0" w:line="276" w:lineRule="auto"/>
       </w:pPr>
       <w:r>
         <w:t>Objet du contrat : fourniture de services de marketing sur le territoire des États de la CEI.</w:t>
@@ -2331,9 +2513,10 @@
         <w:ind w:left="709" w:hanging="425"/>
         <w:contextualSpacing w:val="0"/>
         <w:jc w:val="left"/>
-      </w:pPr>
-      <w:r>
-        <w:t xml:space="preserve">Jugement du tribunal administratif d'arrondissement de Soumy du 09.09.2020 dans l'affaire n° 480/355/20. </w:t>
+        <w:spacing w:before="120" w:after="0" w:line="276" w:lineRule="auto"/>
+      </w:pPr>
+      <w:r>
+        <w:t xml:space="preserve">Jugement du tribunal administratif d'arrondissement de Soumy du 9 septembre 2020 dans l'affaire n° 480/355/20. </w:t>
       </w:r>
     </w:p>
     <w:p>
@@ -2342,6 +2525,7 @@
         <w:ind w:left="714" w:hanging="5"/>
         <w:contextualSpacing w:val="0"/>
         <w:jc w:val="both"/>
+        <w:spacing w:before="120" w:after="0" w:line="276" w:lineRule="auto"/>
       </w:pPr>
       <w:r>
         <w:t>Entité économique : JSC « Usine de machines de pompage et d'énergie de Soumy « Nasosenergomash » »</w:t>
@@ -2353,6 +2537,7 @@
         <w:ind w:left="714" w:hanging="5"/>
         <w:contextualSpacing w:val="0"/>
         <w:jc w:val="both"/>
+        <w:spacing w:before="120" w:after="0" w:line="276" w:lineRule="auto"/>
       </w:pPr>
       <w:r>
         <w:t>Type d'activité :  fabrication d'autres pompes et compresseurs, commerce de gros non spécialisé.</w:t>
@@ -2364,6 +2549,7 @@
         <w:ind w:left="714" w:hanging="5"/>
         <w:contextualSpacing w:val="0"/>
         <w:jc w:val="both"/>
+        <w:spacing w:before="120" w:after="0" w:line="276" w:lineRule="auto"/>
       </w:pPr>
       <w:r>
         <w:t>Cocontractant : SARL « Denali »</w:t>
@@ -2375,6 +2561,7 @@
         <w:ind w:left="714" w:hanging="5"/>
         <w:contextualSpacing w:val="0"/>
         <w:jc w:val="both"/>
+        <w:spacing w:before="120" w:after="0" w:line="276" w:lineRule="auto"/>
       </w:pPr>
       <w:r>
         <w:t>Objet du contrat : réalisation d'une analyse marketing du marché de l'Ukraine, recherche d'acheteurs pour les produits du donneur d'ordre et garantie de la conclusion, entre le donneur d'ordre et les acheteurs trouvés par la SARL « DENALI », d'un contrat de vente de pompes et de groupes sur leur base.</w:t>
@@ -2390,9 +2577,10 @@
         <w:ind w:left="709" w:hanging="425"/>
         <w:contextualSpacing w:val="0"/>
         <w:jc w:val="left"/>
-      </w:pPr>
-      <w:r>
-        <w:t xml:space="preserve">Arrêt  du tribunal administratif d'arrondissement de Kharkiv du 05.12.2012 dans l'affaire n° 12115/12/2070. </w:t>
+        <w:spacing w:before="120" w:after="0" w:line="276" w:lineRule="auto"/>
+      </w:pPr>
+      <w:r>
+        <w:t xml:space="preserve">Arrêt  du tribunal administratif d'arrondissement de Kharkiv du 5 décembre 2012 dans l'affaire n° 12115/12/2070. </w:t>
       </w:r>
     </w:p>
     <w:p>
@@ -2401,6 +2589,7 @@
         <w:ind w:left="714" w:hanging="5"/>
         <w:contextualSpacing w:val="0"/>
         <w:jc w:val="both"/>
+        <w:spacing w:before="120" w:after="0" w:line="276" w:lineRule="auto"/>
       </w:pPr>
       <w:r>
         <w:t>Entité économique : SARL « Tekhnopidiom »</w:t>
@@ -2412,6 +2601,7 @@
         <w:ind w:left="714" w:hanging="5"/>
         <w:contextualSpacing w:val="0"/>
         <w:jc w:val="both"/>
+        <w:spacing w:before="120" w:after="0" w:line="276" w:lineRule="auto"/>
       </w:pPr>
       <w:r>
         <w:t>Type d'activité :  transports routiers de fret.</w:t>
@@ -2423,6 +2613,7 @@
         <w:ind w:left="714" w:hanging="5"/>
         <w:contextualSpacing w:val="0"/>
         <w:jc w:val="both"/>
+        <w:spacing w:before="120" w:after="0" w:line="276" w:lineRule="auto"/>
       </w:pPr>
       <w:r>
         <w:t>Cocontractant : SARL « Promtekhnoopt »</w:t>
@@ -2434,6 +2625,7 @@
         <w:ind w:left="714" w:hanging="5"/>
         <w:contextualSpacing w:val="0"/>
         <w:jc w:val="both"/>
+        <w:spacing w:before="120" w:after="0" w:line="276" w:lineRule="auto"/>
       </w:pPr>
       <w:r>
         <w:t>Objet du contrat : préparation, conclusion et suivi d'actes juridiques de nature civile visant à augmenter le chiffre d'affaires commercial du donneur d'ordre.</w:t>
@@ -2444,19 +2636,22 @@
         <w:pStyle w:val="a9"/>
         <w:ind w:left="714"/>
         <w:contextualSpacing w:val="0"/>
+        <w:spacing w:before="120" w:after="0" w:line="276" w:lineRule="auto"/>
       </w:pPr>
       <w:r/>
     </w:p>
     <w:p>
       <w:pPr>
         <w:pStyle w:val="a9"/>
-        <w:ind w:left="0" w:firstLine="0"/>
-        <w:contextualSpacing w:val="0"/>
+        <w:ind w:left="0"/>
+        <w:contextualSpacing w:val="0"/>
+        <w:spacing w:before="120" w:after="0" w:line="276" w:lineRule="auto"/>
       </w:pPr>
       <w:r/>
     </w:p>
     <w:sectPr>
       <w:footerReference w:type="default" r:id="rId41"/>
+      <w:headerReference w:type="default" r:id="rId44"/>
       <w:pgSz w:w="11906" w:h="16838"/>
       <w:pgMar w:top="567" w:right="1134" w:bottom="1134" w:left="2126" w:header="708" w:footer="708" w:gutter="0"/>
       <w:cols w:space="708"/>
@@ -2557,6 +2752,16 @@
     </w:p>
   </w:footnote>
 </w:footnotes>
+</file>
+
+<file path=word/header1.xml><?xml version="1.0" encoding="utf-8"?>
+<w:hdr xmlns:m="http://schemas.openxmlformats.org/officeDocument/2006/math" xmlns:mc="http://schemas.openxmlformats.org/markup-compatibility/2006" xmlns:mo="http://schemas.microsoft.com/office/mac/office/2008/main" xmlns:mv="urn:schemas-microsoft-com:mac:vml" xmlns:o="urn:schemas-microsoft-com:office:office" xmlns:r="http://schemas.openxmlformats.org/officeDocument/2006/relationships" xmlns:v="urn:schemas-microsoft-com:vml" xmlns:w10="urn:schemas-microsoft-com:office:word" xmlns:w14="http://schemas.microsoft.com/office/word/2010/wordml" xmlns:w="http://schemas.openxmlformats.org/wordprocessingml/2006/main" xmlns:wne="http://schemas.microsoft.com/office/word/2006/wordml" xmlns:wp14="http://schemas.microsoft.com/office/word/2010/wordprocessingDrawing" xmlns:wp="http://schemas.openxmlformats.org/drawingml/2006/wordprocessingDrawing" xmlns:wpc="http://schemas.microsoft.com/office/word/2010/wordprocessingCanvas" xmlns:wpg="http://schemas.microsoft.com/office/word/2010/wordprocessingGroup" xmlns:wpi="http://schemas.microsoft.com/office/word/2010/wordprocessingInk" xmlns:wps="http://schemas.microsoft.com/office/word/2010/wordprocessingShape" mc:Ignorable="w14 wp14">
+  <w:p>
+    <w:pPr>
+      <w:pStyle w:val="Header"/>
+    </w:pPr>
+  </w:p>
+</w:hdr>
 </file>
 
 <file path=word/numbering.xml><?xml version="1.0" encoding="utf-8"?>
@@ -7231,6 +7436,9 @@
   <w:style w:type="paragraph" w:default="1" w:styleId="a">
     <w:name w:val="Normal"/>
     <w:qFormat/>
+    <w:pPr>
+      <w:spacing w:before="120" w:after="0" w:line="276" w:lineRule="auto"/>
+    </w:pPr>
     <w:rPr>
       <w:rFonts w:ascii="Cambria" w:hAnsi="Cambria"/>
       <w:sz w:val="22"/>
@@ -7691,6 +7899,7 @@
     <w:pPr>
       <w:ind w:left="720"/>
       <w:contextualSpacing/>
+      <w:spacing w:before="120" w:after="0" w:line="276" w:lineRule="auto"/>
     </w:pPr>
   </w:style>
   <w:style w:type="character" w:styleId="aa">

--- a/Задача від 14.10.2026 переклад французька/2. Позиции и аналитические материалы по существу расследования/20251118 Note pratique contrats d'agence aeronautique.docx
+++ b/Задача від 14.10.2026 переклад французька/2. Позиции и аналитические материалы по существу расследования/20251118 Note pratique contrats d'agence aeronautique.docx
@@ -2653,7 +2653,7 @@
       <w:footerReference w:type="default" r:id="rId41"/>
       <w:headerReference w:type="default" r:id="rId44"/>
       <w:pgSz w:w="11906" w:h="16838"/>
-      <w:pgMar w:top="567" w:right="1134" w:bottom="1134" w:left="2126" w:header="708" w:footer="708" w:gutter="0"/>
+      <w:pgMar w:top="1134" w:right="1134" w:bottom="1134" w:left="2126" w:header="708" w:footer="708" w:gutter="0"/>
       <w:cols w:space="708"/>
       <w:docGrid w:linePitch="360"/>
     </w:sectPr>
